--- a/media/F2111/form_template/dg/测评时间和地点.docx
+++ b/media/F2111/form_template/dg/测评时间和地点.docx
@@ -1,164 +1,138 @@
 
 <file path=word/document.xml><?xml version="1.0" encoding="utf-8"?>
-<w:document xmlns:wpc="http://schemas.microsoft.com/office/word/2010/wordprocessingCanvas" xmlns:cx="http://schemas.microsoft.com/office/drawing/2014/chartex" xmlns:cx1="http://schemas.microsoft.com/office/drawing/2015/9/8/chartex" xmlns:cx2="http://schemas.microsoft.com/office/drawing/2015/10/21/chartex" xmlns:cx3="http://schemas.microsoft.com/office/drawing/2016/5/9/chartex" xmlns:cx4="http://schemas.microsoft.com/office/drawing/2016/5/10/chartex" xmlns:cx5="http://schemas.microsoft.com/office/drawing/2016/5/11/chartex" xmlns:cx6="http://schemas.microsoft.com/office/drawing/2016/5/12/chartex" xmlns:cx7="http://schemas.microsoft.com/office/drawing/2016/5/13/chartex" xmlns:cx8="http://schemas.microsoft.com/office/drawing/2016/5/14/chartex" xmlns:mc="http://schemas.openxmlformats.org/markup-compatibility/2006" xmlns:aink="http://schemas.microsoft.com/office/drawing/2016/ink" xmlns:am3d="http://schemas.microsoft.com/office/drawing/2017/model3d" xmlns:o="urn:schemas-microsoft-com:office:office" xmlns:oel="http://schemas.microsoft.com/office/2019/extlst" xmlns:r="http://schemas.openxmlformats.org/officeDocument/2006/relationships" xmlns:m="http://schemas.openxmlformats.org/officeDocument/2006/math" xmlns:v="urn:schemas-microsoft-com:vml" xmlns:wp14="http://schemas.microsoft.com/office/word/2010/wordprocessingDrawing" xmlns:wp="http://schemas.openxmlformats.org/drawingml/2006/wordprocessingDrawing" xmlns:w10="urn:schemas-microsoft-com:office:word" xmlns:w="http://schemas.openxmlformats.org/wordprocessingml/2006/main" xmlns:w14="http://schemas.microsoft.com/office/word/2010/wordml" xmlns:w15="http://schemas.microsoft.com/office/word/2012/wordml" xmlns:w16cex="http://schemas.microsoft.com/office/word/2018/wordml/cex" xmlns:w16cid="http://schemas.microsoft.com/office/word/2016/wordml/cid" xmlns:w16="http://schemas.microsoft.com/office/word/2018/wordml" xmlns:w16du="http://schemas.microsoft.com/office/word/2023/wordml/word16du" xmlns:w16sdtdh="http://schemas.microsoft.com/office/word/2020/wordml/sdtdatahash" xmlns:w16se="http://schemas.microsoft.com/office/word/2015/wordml/symex" xmlns:wpg="http://schemas.microsoft.com/office/word/2010/wordprocessingGroup" xmlns:wpi="http://schemas.microsoft.com/office/word/2010/wordprocessingInk" xmlns:wne="http://schemas.microsoft.com/office/word/2006/wordml" xmlns:wps="http://schemas.microsoft.com/office/word/2010/wordprocessingShape" mc:Ignorable="w14 w15 w16se w16cid w16 w16cex w16sdtdh w16du wp14">
+<w:document xmlns:wpc="http://schemas.microsoft.com/office/word/2010/wordprocessingCanvas" xmlns:cx="http://schemas.microsoft.com/office/drawing/2014/chartex" xmlns:cx1="http://schemas.microsoft.com/office/drawing/2015/9/8/chartex" xmlns:cx2="http://schemas.microsoft.com/office/drawing/2015/10/21/chartex" xmlns:cx3="http://schemas.microsoft.com/office/drawing/2016/5/9/chartex" xmlns:cx4="http://schemas.microsoft.com/office/drawing/2016/5/10/chartex" xmlns:cx5="http://schemas.microsoft.com/office/drawing/2016/5/11/chartex" xmlns:cx6="http://schemas.microsoft.com/office/drawing/2016/5/12/chartex" xmlns:cx7="http://schemas.microsoft.com/office/drawing/2016/5/13/chartex" xmlns:cx8="http://schemas.microsoft.com/office/drawing/2016/5/14/chartex" xmlns:mc="http://schemas.openxmlformats.org/markup-compatibility/2006" xmlns:aink="http://schemas.microsoft.com/office/drawing/2016/ink" xmlns:am3d="http://schemas.microsoft.com/office/drawing/2017/model3d" xmlns:o="urn:schemas-microsoft-com:office:office" xmlns:oel="http://schemas.microsoft.com/office/2019/extlst" xmlns:r="http://schemas.openxmlformats.org/officeDocument/2006/relationships" xmlns:m="http://schemas.openxmlformats.org/officeDocument/2006/math" xmlns:v="urn:schemas-microsoft-com:vml" xmlns:wp14="http://schemas.microsoft.com/office/word/2010/wordprocessingDrawing" xmlns:wp="http://schemas.openxmlformats.org/drawingml/2006/wordprocessingDrawing" xmlns:w10="urn:schemas-microsoft-com:office:word" xmlns:w="http://schemas.openxmlformats.org/wordprocessingml/2006/main" xmlns:w14="http://schemas.microsoft.com/office/word/2010/wordml" xmlns:w15="http://schemas.microsoft.com/office/word/2012/wordml" xmlns:w16cex="http://schemas.microsoft.com/office/word/2018/wordml/cex" xmlns:w16cid="http://schemas.microsoft.com/office/word/2016/wordml/cid" xmlns:w16="http://schemas.microsoft.com/office/word/2018/wordml" xmlns:w16du="http://schemas.microsoft.com/office/word/2023/wordml/word16du" xmlns:w16sdtdh="http://schemas.microsoft.com/office/word/2020/wordml/sdtdatahash" xmlns:w16sdtfl="http://schemas.microsoft.com/office/word/2024/wordml/sdtformatlock" xmlns:w16se="http://schemas.microsoft.com/office/word/2015/wordml/symex" xmlns:wpg="http://schemas.microsoft.com/office/word/2010/wordprocessingGroup" xmlns:wpi="http://schemas.microsoft.com/office/word/2010/wordprocessingInk" xmlns:wne="http://schemas.microsoft.com/office/word/2006/wordml" xmlns:wps="http://schemas.microsoft.com/office/word/2010/wordprocessingShape" mc:Ignorable="w14 w15 w16se w16cid w16 w16cex w16sdtdh w16sdtfl w16du wp14">
   <w:body>
     <w:p>
       <w:pPr>
-        <w:spacing w:line="360" w:lineRule="auto"/>
-        <w:ind w:firstLineChars="200" w:firstLine="480"/>
+        <w:pStyle w:val="RC"/>
+        <w:wordWrap w:val="0"/>
+        <w:adjustRightInd w:val="0"/>
         <w:rPr>
-          <w:sz w:val="24"/>
-          <w:szCs w:val="24"/>
+          <w:rFonts w:cs="Times New Roman"/>
         </w:rPr>
       </w:pPr>
       <w:r>
-        <w:rPr>
-          <w:sz w:val="24"/>
-          <w:szCs w:val="24"/>
-        </w:rPr>
         <w:t>测评时间周期：</w:t>
       </w:r>
       <w:r>
         <w:rPr>
           <w:rFonts w:hint="eastAsia"/>
-          <w:sz w:val="24"/>
-          <w:szCs w:val="24"/>
         </w:rPr>
-        <w:t>{{</w:t>
+        <w:t>{{start_year}}</w:t>
       </w:r>
       <w:r>
-        <w:rPr>
-          <w:rFonts w:hint="eastAsia"/>
-          <w:sz w:val="24"/>
-          <w:szCs w:val="24"/>
-        </w:rPr>
-        <w:t>start_</w:t>
-      </w:r>
-      <w:r>
-        <w:rPr>
-          <w:rFonts w:hint="eastAsia"/>
-          <w:sz w:val="24"/>
-          <w:szCs w:val="24"/>
-        </w:rPr>
-        <w:t>year}}</w:t>
-      </w:r>
-      <w:r>
-        <w:rPr>
-          <w:sz w:val="24"/>
-          <w:szCs w:val="24"/>
-        </w:rPr>
         <w:t>年</w:t>
       </w:r>
       <w:r>
         <w:rPr>
           <w:rFonts w:hint="eastAsia"/>
-          <w:sz w:val="24"/>
-          <w:szCs w:val="24"/>
         </w:rPr>
         <w:t>{</w:t>
       </w:r>
       <w:r>
-        <w:rPr>
-          <w:sz w:val="24"/>
-          <w:szCs w:val="24"/>
-        </w:rPr>
         <w:t>{</w:t>
       </w:r>
       <w:r>
         <w:rPr>
           <w:rFonts w:hint="eastAsia"/>
-          <w:sz w:val="24"/>
-          <w:szCs w:val="24"/>
         </w:rPr>
         <w:t>start_</w:t>
       </w:r>
       <w:r>
-        <w:rPr>
-          <w:sz w:val="24"/>
-          <w:szCs w:val="24"/>
-        </w:rPr>
         <w:t>month}}</w:t>
       </w:r>
       <w:r>
-        <w:rPr>
-          <w:sz w:val="24"/>
-          <w:szCs w:val="24"/>
-        </w:rPr>
         <w:t>月</w:t>
       </w:r>
       <w:r>
         <w:rPr>
-          <w:sz w:val="24"/>
-          <w:szCs w:val="24"/>
+          <w:rFonts w:hint="eastAsia"/>
         </w:rPr>
-        <w:t>-</w:t>
+        <w:t>至</w:t>
       </w:r>
       <w:r>
         <w:rPr>
           <w:rFonts w:hint="eastAsia"/>
-          <w:sz w:val="24"/>
-          <w:szCs w:val="24"/>
         </w:rPr>
         <w:t>{{end_year}}</w:t>
       </w:r>
       <w:r>
-        <w:rPr>
-          <w:sz w:val="24"/>
-          <w:szCs w:val="24"/>
-        </w:rPr>
         <w:t>年</w:t>
       </w:r>
       <w:r>
         <w:rPr>
           <w:rFonts w:hint="eastAsia"/>
-          <w:sz w:val="24"/>
-          <w:szCs w:val="24"/>
         </w:rPr>
         <w:t>{{end_month}}</w:t>
       </w:r>
       <w:r>
-        <w:rPr>
-          <w:sz w:val="24"/>
-          <w:szCs w:val="24"/>
-        </w:rPr>
         <w:t>月</w:t>
       </w:r>
       <w:r>
         <w:rPr>
-          <w:rFonts w:hint="eastAsia"/>
-          <w:sz w:val="24"/>
-          <w:szCs w:val="24"/>
+          <w:rFonts w:cs="Times New Roman"/>
         </w:rPr>
         <w:t>。</w:t>
       </w:r>
     </w:p>
     <w:p>
       <w:pPr>
-        <w:pStyle w:val="aff2"/>
-        <w:ind w:firstLine="480"/>
+        <w:pStyle w:val="RC"/>
+        <w:adjustRightInd w:val="0"/>
         <w:rPr>
-          <w:b/>
-          <w:szCs w:val="24"/>
+          <w:rFonts w:cs="Times New Roman"/>
         </w:rPr>
       </w:pPr>
       <w:r>
         <w:rPr>
-          <w:szCs w:val="24"/>
+          <w:rFonts w:cs="Times New Roman"/>
         </w:rPr>
-        <w:t>测评地点：静态测试在中国科学院卫星软件评测中心、动态测试在</w:t>
+        <w:t>测评</w:t>
+      </w:r>
+      <w:r>
+        <w:t>地点：静态测试在上海市中国科学院卫星软件评测中心、仿真测试在上海市中国科学院卫星软件评测中心、实物测试在</w:t>
       </w:r>
       <w:r>
         <w:rPr>
           <w:rFonts w:hint="eastAsia"/>
-          <w:szCs w:val="24"/>
         </w:rPr>
         <w:t>{{location}}</w:t>
       </w:r>
       <w:r>
         <w:rPr>
-          <w:szCs w:val="24"/>
+          <w:rFonts w:cs="Times New Roman"/>
         </w:rPr>
-        <w:t>，测评主要时间节点及地点见下表。</w:t>
+        <w:t>。</w:t>
+      </w:r>
+    </w:p>
+    <w:p>
+      <w:pPr>
+        <w:pStyle w:val="RC"/>
+        <w:adjustRightInd w:val="0"/>
+        <w:rPr>
+          <w:rFonts w:cs="Times New Roman"/>
+        </w:rPr>
+      </w:pPr>
+      <w:r>
+        <w:rPr>
+          <w:rFonts w:cs="Times New Roman"/>
+        </w:rPr>
+        <w:t>测评</w:t>
+      </w:r>
+      <w:r>
+        <w:t>主要时间节点及地点见</w:t>
+      </w:r>
+      <w:r>
+        <w:rPr>
+          <w:rFonts w:hint="eastAsia"/>
+        </w:rPr>
+        <w:t>下表所示</w:t>
+      </w:r>
+      <w:r>
+        <w:rPr>
+          <w:rFonts w:cs="Times New Roman"/>
+        </w:rPr>
+        <w:t>。</w:t>
       </w:r>
     </w:p>
     <w:p>
@@ -303,7 +277,7 @@
         </w:trPr>
         <w:tc>
           <w:tcPr>
-            <w:tcW w:w="390" w:type="pct"/>
+            <w:tcW w:w="236" w:type="pct"/>
             <w:vAlign w:val="center"/>
           </w:tcPr>
           <w:p>
@@ -328,7 +302,7 @@
         </w:tc>
         <w:tc>
           <w:tcPr>
-            <w:tcW w:w="1405" w:type="pct"/>
+            <w:tcW w:w="1017" w:type="pct"/>
             <w:vAlign w:val="center"/>
           </w:tcPr>
           <w:p>
@@ -353,7 +327,7 @@
         </w:tc>
         <w:tc>
           <w:tcPr>
-            <w:tcW w:w="1254" w:type="pct"/>
+            <w:tcW w:w="2067" w:type="pct"/>
             <w:vAlign w:val="center"/>
           </w:tcPr>
           <w:p>
@@ -378,7 +352,7 @@
         </w:tc>
         <w:tc>
           <w:tcPr>
-            <w:tcW w:w="1950" w:type="pct"/>
+            <w:tcW w:w="1680" w:type="pct"/>
             <w:vAlign w:val="center"/>
           </w:tcPr>
           <w:p>
@@ -408,17 +382,20 @@
         </w:trPr>
         <w:tc>
           <w:tcPr>
-            <w:tcW w:w="390" w:type="pct"/>
+            <w:tcW w:w="236" w:type="pct"/>
             <w:vAlign w:val="center"/>
           </w:tcPr>
           <w:p>
             <w:pPr>
+              <w:pStyle w:val="af7"/>
               <w:numPr>
                 <w:ilvl w:val="0"/>
-                <w:numId w:val="12"/>
+                <w:numId w:val="66"/>
               </w:numPr>
+              <w:ind w:firstLineChars="0"/>
               <w:jc w:val="center"/>
               <w:rPr>
+                <w:rFonts w:hint="eastAsia"/>
                 <w:szCs w:val="21"/>
               </w:rPr>
             </w:pPr>
@@ -426,7 +403,7 @@
         </w:tc>
         <w:tc>
           <w:tcPr>
-            <w:tcW w:w="1405" w:type="pct"/>
+            <w:tcW w:w="1017" w:type="pct"/>
             <w:vAlign w:val="center"/>
           </w:tcPr>
           <w:p>
@@ -445,7 +422,7 @@
         </w:tc>
         <w:tc>
           <w:tcPr>
-            <w:tcW w:w="1254" w:type="pct"/>
+            <w:tcW w:w="2067" w:type="pct"/>
             <w:vAlign w:val="center"/>
           </w:tcPr>
           <w:p>
@@ -508,7 +485,7 @@
         </w:tc>
         <w:tc>
           <w:tcPr>
-            <w:tcW w:w="1950" w:type="pct"/>
+            <w:tcW w:w="1680" w:type="pct"/>
             <w:vAlign w:val="center"/>
           </w:tcPr>
           <w:p>
@@ -532,17 +509,20 @@
         </w:trPr>
         <w:tc>
           <w:tcPr>
-            <w:tcW w:w="390" w:type="pct"/>
+            <w:tcW w:w="236" w:type="pct"/>
             <w:vAlign w:val="center"/>
           </w:tcPr>
           <w:p>
             <w:pPr>
+              <w:pStyle w:val="af7"/>
               <w:numPr>
                 <w:ilvl w:val="0"/>
-                <w:numId w:val="12"/>
+                <w:numId w:val="66"/>
               </w:numPr>
+              <w:ind w:firstLineChars="0"/>
               <w:jc w:val="center"/>
               <w:rPr>
+                <w:rFonts w:hint="eastAsia"/>
                 <w:szCs w:val="21"/>
               </w:rPr>
             </w:pPr>
@@ -550,7 +530,7 @@
         </w:tc>
         <w:tc>
           <w:tcPr>
-            <w:tcW w:w="1405" w:type="pct"/>
+            <w:tcW w:w="1017" w:type="pct"/>
             <w:vAlign w:val="center"/>
           </w:tcPr>
           <w:p>
@@ -569,7 +549,7 @@
         </w:tc>
         <w:tc>
           <w:tcPr>
-            <w:tcW w:w="1254" w:type="pct"/>
+            <w:tcW w:w="2067" w:type="pct"/>
             <w:vAlign w:val="center"/>
           </w:tcPr>
           <w:p>
@@ -630,7 +610,7 @@
         </w:tc>
         <w:tc>
           <w:tcPr>
-            <w:tcW w:w="1950" w:type="pct"/>
+            <w:tcW w:w="1680" w:type="pct"/>
             <w:vAlign w:val="center"/>
           </w:tcPr>
           <w:p>
@@ -654,16 +634,52 @@
         </w:trPr>
         <w:tc>
           <w:tcPr>
-            <w:tcW w:w="390" w:type="pct"/>
+            <w:tcW w:w="236" w:type="pct"/>
             <w:vAlign w:val="center"/>
           </w:tcPr>
           <w:p>
             <w:pPr>
+              <w:pStyle w:val="af7"/>
               <w:numPr>
                 <w:ilvl w:val="0"/>
-                <w:numId w:val="12"/>
+                <w:numId w:val="66"/>
               </w:numPr>
+              <w:ind w:firstLineChars="0"/>
               <w:jc w:val="center"/>
+              <w:rPr>
+                <w:rFonts w:hint="eastAsia"/>
+                <w:szCs w:val="21"/>
+              </w:rPr>
+            </w:pPr>
+          </w:p>
+        </w:tc>
+        <w:tc>
+          <w:tcPr>
+            <w:tcW w:w="1017" w:type="pct"/>
+            <w:vAlign w:val="center"/>
+          </w:tcPr>
+          <w:p>
+            <w:pPr>
+              <w:rPr>
+                <w:szCs w:val="21"/>
+              </w:rPr>
+            </w:pPr>
+            <w:r>
+              <w:rPr>
+                <w:rFonts w:hint="eastAsia"/>
+                <w:szCs w:val="21"/>
+              </w:rPr>
+              <w:t>测评大纲评审</w:t>
+            </w:r>
+          </w:p>
+        </w:tc>
+        <w:tc>
+          <w:tcPr>
+            <w:tcW w:w="2067" w:type="pct"/>
+            <w:vAlign w:val="center"/>
+          </w:tcPr>
+          <w:p>
+            <w:pPr>
               <w:rPr>
                 <w:szCs w:val="21"/>
               </w:rPr>
@@ -672,7 +688,46 @@
         </w:tc>
         <w:tc>
           <w:tcPr>
-            <w:tcW w:w="1405" w:type="pct"/>
+            <w:tcW w:w="1680" w:type="pct"/>
+            <w:vAlign w:val="center"/>
+          </w:tcPr>
+          <w:p>
+            <w:pPr>
+              <w:rPr>
+                <w:szCs w:val="24"/>
+              </w:rPr>
+            </w:pPr>
+          </w:p>
+        </w:tc>
+      </w:tr>
+      <w:tr>
+        <w:trPr>
+          <w:trHeight w:val="340"/>
+        </w:trPr>
+        <w:tc>
+          <w:tcPr>
+            <w:tcW w:w="236" w:type="pct"/>
+            <w:vAlign w:val="center"/>
+          </w:tcPr>
+          <w:p>
+            <w:pPr>
+              <w:pStyle w:val="af7"/>
+              <w:numPr>
+                <w:ilvl w:val="0"/>
+                <w:numId w:val="66"/>
+              </w:numPr>
+              <w:ind w:firstLineChars="0"/>
+              <w:jc w:val="center"/>
+              <w:rPr>
+                <w:rFonts w:hint="eastAsia"/>
+                <w:szCs w:val="21"/>
+              </w:rPr>
+            </w:pPr>
+          </w:p>
+        </w:tc>
+        <w:tc>
+          <w:tcPr>
+            <w:tcW w:w="1017" w:type="pct"/>
             <w:vAlign w:val="center"/>
           </w:tcPr>
           <w:p>
@@ -691,7 +746,7 @@
         </w:tc>
         <w:tc>
           <w:tcPr>
-            <w:tcW w:w="1254" w:type="pct"/>
+            <w:tcW w:w="2067" w:type="pct"/>
             <w:vAlign w:val="center"/>
           </w:tcPr>
           <w:p>
@@ -752,7 +807,7 @@
         </w:tc>
         <w:tc>
           <w:tcPr>
-            <w:tcW w:w="1950" w:type="pct"/>
+            <w:tcW w:w="1680" w:type="pct"/>
             <w:vAlign w:val="center"/>
           </w:tcPr>
           <w:p>
@@ -776,17 +831,20 @@
         </w:trPr>
         <w:tc>
           <w:tcPr>
-            <w:tcW w:w="390" w:type="pct"/>
+            <w:tcW w:w="236" w:type="pct"/>
             <w:vAlign w:val="center"/>
           </w:tcPr>
           <w:p>
             <w:pPr>
+              <w:pStyle w:val="af7"/>
               <w:numPr>
                 <w:ilvl w:val="0"/>
-                <w:numId w:val="12"/>
+                <w:numId w:val="66"/>
               </w:numPr>
+              <w:ind w:firstLineChars="0"/>
               <w:jc w:val="center"/>
               <w:rPr>
+                <w:rFonts w:hint="eastAsia"/>
                 <w:szCs w:val="21"/>
               </w:rPr>
             </w:pPr>
@@ -794,88 +852,7 @@
         </w:tc>
         <w:tc>
           <w:tcPr>
-            <w:tcW w:w="1405" w:type="pct"/>
-            <w:vAlign w:val="center"/>
-          </w:tcPr>
-          <w:p>
-            <w:pPr>
-              <w:rPr>
-                <w:szCs w:val="21"/>
-              </w:rPr>
-            </w:pPr>
-            <w:r>
-              <w:rPr>
-                <w:szCs w:val="21"/>
-              </w:rPr>
-              <w:t>测试就绪评审</w:t>
-            </w:r>
-          </w:p>
-        </w:tc>
-        <w:tc>
-          <w:tcPr>
-            <w:tcW w:w="1254" w:type="pct"/>
-            <w:vAlign w:val="center"/>
-          </w:tcPr>
-          <w:p>
-            <w:pPr>
-              <w:rPr>
-                <w:szCs w:val="21"/>
-              </w:rPr>
-            </w:pPr>
-            <w:r>
-              <w:rPr>
-                <w:noProof/>
-                <w:szCs w:val="21"/>
-              </w:rPr>
-              <w:t>T0</w:t>
-            </w:r>
-          </w:p>
-        </w:tc>
-        <w:tc>
-          <w:tcPr>
-            <w:tcW w:w="1950" w:type="pct"/>
-            <w:vAlign w:val="center"/>
-          </w:tcPr>
-          <w:p>
-            <w:pPr>
-              <w:rPr>
-                <w:szCs w:val="21"/>
-              </w:rPr>
-            </w:pPr>
-            <w:r>
-              <w:rPr>
-                <w:szCs w:val="24"/>
-              </w:rPr>
-              <w:t>中国科学院卫星软件评测中心</w:t>
-            </w:r>
-          </w:p>
-        </w:tc>
-      </w:tr>
-      <w:tr>
-        <w:trPr>
-          <w:trHeight w:val="340"/>
-        </w:trPr>
-        <w:tc>
-          <w:tcPr>
-            <w:tcW w:w="390" w:type="pct"/>
-            <w:vAlign w:val="center"/>
-          </w:tcPr>
-          <w:p>
-            <w:pPr>
-              <w:numPr>
-                <w:ilvl w:val="0"/>
-                <w:numId w:val="12"/>
-              </w:numPr>
-              <w:jc w:val="center"/>
-              <w:rPr>
-                <w:szCs w:val="21"/>
-              </w:rPr>
-            </w:pPr>
-          </w:p>
-        </w:tc>
-        <w:tc>
-          <w:tcPr>
-            <w:tcW w:w="1405" w:type="pct"/>
+            <w:tcW w:w="1017" w:type="pct"/>
             <w:vAlign w:val="center"/>
           </w:tcPr>
           <w:p>
@@ -894,7 +871,20 @@
         </w:tc>
         <w:tc>
           <w:tcPr>
-            <w:tcW w:w="1254" w:type="pct"/>
+            <w:tcW w:w="2067" w:type="pct"/>
+            <w:vAlign w:val="center"/>
+          </w:tcPr>
+          <w:p>
+            <w:pPr>
+              <w:rPr>
+                <w:szCs w:val="21"/>
+              </w:rPr>
+            </w:pPr>
+          </w:p>
+        </w:tc>
+        <w:tc>
+          <w:tcPr>
+            <w:tcW w:w="1680" w:type="pct"/>
             <w:vAlign w:val="center"/>
           </w:tcPr>
           <w:p>
@@ -904,26 +894,14 @@
               </w:rPr>
             </w:pPr>
             <w:r>
-              <w:rPr>
-                <w:noProof/>
-                <w:szCs w:val="21"/>
-              </w:rPr>
-              <w:t>T1~T1+8</w:t>
+              <w:t>中国科学院卫星软件评测中心</w:t>
             </w:r>
-          </w:p>
-        </w:tc>
-        <w:tc>
-          <w:tcPr>
-            <w:tcW w:w="1950" w:type="pct"/>
-            <w:vAlign w:val="center"/>
-          </w:tcPr>
-          <w:p>
-            <w:pPr>
+            <w:r>
               <w:rPr>
                 <w:rFonts w:hint="eastAsia"/>
-                <w:szCs w:val="21"/>
               </w:rPr>
-            </w:pPr>
+              <w:t>、</w:t>
+            </w:r>
             <w:r>
               <w:rPr>
                 <w:rFonts w:hint="eastAsia"/>
@@ -940,17 +918,20 @@
         </w:trPr>
         <w:tc>
           <w:tcPr>
-            <w:tcW w:w="390" w:type="pct"/>
+            <w:tcW w:w="236" w:type="pct"/>
             <w:vAlign w:val="center"/>
           </w:tcPr>
           <w:p>
             <w:pPr>
+              <w:pStyle w:val="af7"/>
               <w:numPr>
                 <w:ilvl w:val="0"/>
-                <w:numId w:val="12"/>
+                <w:numId w:val="66"/>
               </w:numPr>
+              <w:ind w:firstLineChars="0"/>
               <w:jc w:val="center"/>
               <w:rPr>
+                <w:rFonts w:hint="eastAsia"/>
                 <w:szCs w:val="21"/>
               </w:rPr>
             </w:pPr>
@@ -958,7 +939,7 @@
         </w:tc>
         <w:tc>
           <w:tcPr>
-            <w:tcW w:w="1405" w:type="pct"/>
+            <w:tcW w:w="1017" w:type="pct"/>
             <w:vAlign w:val="center"/>
           </w:tcPr>
           <w:p>
@@ -968,16 +949,26 @@
               </w:rPr>
             </w:pPr>
             <w:r>
-              <w:rPr>
-                <w:szCs w:val="21"/>
-              </w:rPr>
               <w:t>测评总结</w:t>
             </w:r>
           </w:p>
         </w:tc>
         <w:tc>
           <w:tcPr>
-            <w:tcW w:w="1254" w:type="pct"/>
+            <w:tcW w:w="2067" w:type="pct"/>
+            <w:vAlign w:val="center"/>
+          </w:tcPr>
+          <w:p>
+            <w:pPr>
+              <w:rPr>
+                <w:szCs w:val="21"/>
+              </w:rPr>
+            </w:pPr>
+          </w:p>
+        </w:tc>
+        <w:tc>
+          <w:tcPr>
+            <w:tcW w:w="1680" w:type="pct"/>
             <w:vAlign w:val="center"/>
           </w:tcPr>
           <w:p>
@@ -987,16 +978,39 @@
               </w:rPr>
             </w:pPr>
             <w:r>
+              <w:t>中国科学院卫星软件评测中心</w:t>
+            </w:r>
+          </w:p>
+        </w:tc>
+      </w:tr>
+      <w:tr>
+        <w:trPr>
+          <w:trHeight w:val="340"/>
+        </w:trPr>
+        <w:tc>
+          <w:tcPr>
+            <w:tcW w:w="236" w:type="pct"/>
+            <w:vAlign w:val="center"/>
+          </w:tcPr>
+          <w:p>
+            <w:pPr>
+              <w:pStyle w:val="af7"/>
+              <w:numPr>
+                <w:ilvl w:val="0"/>
+                <w:numId w:val="66"/>
+              </w:numPr>
+              <w:ind w:firstLineChars="0"/>
+              <w:jc w:val="center"/>
               <w:rPr>
+                <w:rFonts w:hint="eastAsia"/>
                 <w:szCs w:val="21"/>
               </w:rPr>
-              <w:t>T2~T2+3</w:t>
-            </w:r>
+            </w:pPr>
           </w:p>
         </w:tc>
         <w:tc>
           <w:tcPr>
-            <w:tcW w:w="1950" w:type="pct"/>
+            <w:tcW w:w="1017" w:type="pct"/>
             <w:vAlign w:val="center"/>
           </w:tcPr>
           <w:p>
@@ -1006,73 +1020,52 @@
               </w:rPr>
             </w:pPr>
             <w:r>
+              <w:t>测评总结</w:t>
+            </w:r>
+          </w:p>
+        </w:tc>
+        <w:tc>
+          <w:tcPr>
+            <w:tcW w:w="2067" w:type="pct"/>
+            <w:vAlign w:val="center"/>
+          </w:tcPr>
+          <w:p>
+            <w:pPr>
+              <w:jc w:val="center"/>
               <w:rPr>
-                <w:szCs w:val="24"/>
+                <w:szCs w:val="21"/>
               </w:rPr>
-              <w:t>中国科学院卫星软件评测中心</w:t>
+            </w:pPr>
+            <w:r>
+              <w:rPr>
+                <w:rFonts w:hint="eastAsia"/>
+              </w:rPr>
+              <w:t>/</w:t>
+            </w:r>
+          </w:p>
+        </w:tc>
+        <w:tc>
+          <w:tcPr>
+            <w:tcW w:w="1680" w:type="pct"/>
+            <w:vAlign w:val="center"/>
+          </w:tcPr>
+          <w:p>
+            <w:pPr>
+              <w:jc w:val="center"/>
+              <w:rPr>
+                <w:szCs w:val="21"/>
+              </w:rPr>
+            </w:pPr>
+            <w:r>
+              <w:rPr>
+                <w:rFonts w:hint="eastAsia"/>
+              </w:rPr>
+              <w:t>/</w:t>
             </w:r>
           </w:p>
         </w:tc>
       </w:tr>
     </w:tbl>
-    <w:p>
-      <w:pPr>
-        <w:spacing w:line="360" w:lineRule="auto"/>
-        <w:rPr>
-          <w:noProof/>
-          <w:szCs w:val="21"/>
-        </w:rPr>
-      </w:pPr>
-      <w:r>
-        <w:rPr>
-          <w:noProof/>
-          <w:szCs w:val="21"/>
-        </w:rPr>
-        <w:t>注：</w:t>
-      </w:r>
-      <w:r>
-        <w:rPr>
-          <w:noProof/>
-          <w:szCs w:val="21"/>
-        </w:rPr>
-        <w:t>T0</w:t>
-      </w:r>
-      <w:r>
-        <w:rPr>
-          <w:noProof/>
-          <w:szCs w:val="21"/>
-        </w:rPr>
-        <w:t>代表测试就绪评审时间；</w:t>
-      </w:r>
-      <w:r>
-        <w:rPr>
-          <w:noProof/>
-          <w:szCs w:val="21"/>
-        </w:rPr>
-        <w:t>T1</w:t>
-      </w:r>
-      <w:r>
-        <w:rPr>
-          <w:noProof/>
-          <w:szCs w:val="21"/>
-        </w:rPr>
-        <w:t>代表动态测试执行开始时间；</w:t>
-      </w:r>
-      <w:r>
-        <w:rPr>
-          <w:noProof/>
-          <w:szCs w:val="21"/>
-        </w:rPr>
-        <w:t>T2</w:t>
-      </w:r>
-      <w:r>
-        <w:rPr>
-          <w:noProof/>
-          <w:szCs w:val="21"/>
-        </w:rPr>
-        <w:t>代表测试报告编写开始时间</w:t>
-      </w:r>
-    </w:p>
     <w:p>
       <w:pPr>
         <w:spacing w:line="360" w:lineRule="auto"/>
@@ -1096,7 +1089,7 @@
 </file>
 
 <file path=word/endnotes.xml><?xml version="1.0" encoding="utf-8"?>
-<w:endnotes xmlns:wpc="http://schemas.microsoft.com/office/word/2010/wordprocessingCanvas" xmlns:cx="http://schemas.microsoft.com/office/drawing/2014/chartex" xmlns:cx1="http://schemas.microsoft.com/office/drawing/2015/9/8/chartex" xmlns:cx2="http://schemas.microsoft.com/office/drawing/2015/10/21/chartex" xmlns:cx3="http://schemas.microsoft.com/office/drawing/2016/5/9/chartex" xmlns:cx4="http://schemas.microsoft.com/office/drawing/2016/5/10/chartex" xmlns:cx5="http://schemas.microsoft.com/office/drawing/2016/5/11/chartex" xmlns:cx6="http://schemas.microsoft.com/office/drawing/2016/5/12/chartex" xmlns:cx7="http://schemas.microsoft.com/office/drawing/2016/5/13/chartex" xmlns:cx8="http://schemas.microsoft.com/office/drawing/2016/5/14/chartex" xmlns:mc="http://schemas.openxmlformats.org/markup-compatibility/2006" xmlns:aink="http://schemas.microsoft.com/office/drawing/2016/ink" xmlns:am3d="http://schemas.microsoft.com/office/drawing/2017/model3d" xmlns:o="urn:schemas-microsoft-com:office:office" xmlns:oel="http://schemas.microsoft.com/office/2019/extlst" xmlns:r="http://schemas.openxmlformats.org/officeDocument/2006/relationships" xmlns:m="http://schemas.openxmlformats.org/officeDocument/2006/math" xmlns:v="urn:schemas-microsoft-com:vml" xmlns:wp14="http://schemas.microsoft.com/office/word/2010/wordprocessingDrawing" xmlns:wp="http://schemas.openxmlformats.org/drawingml/2006/wordprocessingDrawing" xmlns:w10="urn:schemas-microsoft-com:office:word" xmlns:w="http://schemas.openxmlformats.org/wordprocessingml/2006/main" xmlns:w14="http://schemas.microsoft.com/office/word/2010/wordml" xmlns:w15="http://schemas.microsoft.com/office/word/2012/wordml" xmlns:w16cex="http://schemas.microsoft.com/office/word/2018/wordml/cex" xmlns:w16cid="http://schemas.microsoft.com/office/word/2016/wordml/cid" xmlns:w16="http://schemas.microsoft.com/office/word/2018/wordml" xmlns:w16du="http://schemas.microsoft.com/office/word/2023/wordml/word16du" xmlns:w16sdtdh="http://schemas.microsoft.com/office/word/2020/wordml/sdtdatahash" xmlns:w16se="http://schemas.microsoft.com/office/word/2015/wordml/symex" xmlns:wpg="http://schemas.microsoft.com/office/word/2010/wordprocessingGroup" xmlns:wpi="http://schemas.microsoft.com/office/word/2010/wordprocessingInk" xmlns:wne="http://schemas.microsoft.com/office/word/2006/wordml" xmlns:wps="http://schemas.microsoft.com/office/word/2010/wordprocessingShape" mc:Ignorable="w14 w15 w16se w16cid w16 w16cex w16sdtdh w16du wp14">
+<w:endnotes xmlns:wpc="http://schemas.microsoft.com/office/word/2010/wordprocessingCanvas" xmlns:cx="http://schemas.microsoft.com/office/drawing/2014/chartex" xmlns:cx1="http://schemas.microsoft.com/office/drawing/2015/9/8/chartex" xmlns:cx2="http://schemas.microsoft.com/office/drawing/2015/10/21/chartex" xmlns:cx3="http://schemas.microsoft.com/office/drawing/2016/5/9/chartex" xmlns:cx4="http://schemas.microsoft.com/office/drawing/2016/5/10/chartex" xmlns:cx5="http://schemas.microsoft.com/office/drawing/2016/5/11/chartex" xmlns:cx6="http://schemas.microsoft.com/office/drawing/2016/5/12/chartex" xmlns:cx7="http://schemas.microsoft.com/office/drawing/2016/5/13/chartex" xmlns:cx8="http://schemas.microsoft.com/office/drawing/2016/5/14/chartex" xmlns:mc="http://schemas.openxmlformats.org/markup-compatibility/2006" xmlns:aink="http://schemas.microsoft.com/office/drawing/2016/ink" xmlns:am3d="http://schemas.microsoft.com/office/drawing/2017/model3d" xmlns:o="urn:schemas-microsoft-com:office:office" xmlns:oel="http://schemas.microsoft.com/office/2019/extlst" xmlns:r="http://schemas.openxmlformats.org/officeDocument/2006/relationships" xmlns:m="http://schemas.openxmlformats.org/officeDocument/2006/math" xmlns:v="urn:schemas-microsoft-com:vml" xmlns:wp14="http://schemas.microsoft.com/office/word/2010/wordprocessingDrawing" xmlns:wp="http://schemas.openxmlformats.org/drawingml/2006/wordprocessingDrawing" xmlns:w10="urn:schemas-microsoft-com:office:word" xmlns:w="http://schemas.openxmlformats.org/wordprocessingml/2006/main" xmlns:w14="http://schemas.microsoft.com/office/word/2010/wordml" xmlns:w15="http://schemas.microsoft.com/office/word/2012/wordml" xmlns:w16cex="http://schemas.microsoft.com/office/word/2018/wordml/cex" xmlns:w16cid="http://schemas.microsoft.com/office/word/2016/wordml/cid" xmlns:w16="http://schemas.microsoft.com/office/word/2018/wordml" xmlns:w16du="http://schemas.microsoft.com/office/word/2023/wordml/word16du" xmlns:w16sdtdh="http://schemas.microsoft.com/office/word/2020/wordml/sdtdatahash" xmlns:w16sdtfl="http://schemas.microsoft.com/office/word/2024/wordml/sdtformatlock" xmlns:w16se="http://schemas.microsoft.com/office/word/2015/wordml/symex" xmlns:wpg="http://schemas.microsoft.com/office/word/2010/wordprocessingGroup" xmlns:wpi="http://schemas.microsoft.com/office/word/2010/wordprocessingInk" xmlns:wne="http://schemas.microsoft.com/office/word/2006/wordml" xmlns:wps="http://schemas.microsoft.com/office/word/2010/wordprocessingShape" mc:Ignorable="w14 w15 w16se w16cid w16 w16cex w16sdtdh w16sdtfl w16du wp14">
   <w:endnote w:type="separator" w:id="-1">
     <w:p>
       <w:r>
@@ -1115,7 +1108,7 @@
 </file>
 
 <file path=word/footer1.xml><?xml version="1.0" encoding="utf-8"?>
-<w:ftr xmlns:wpc="http://schemas.microsoft.com/office/word/2010/wordprocessingCanvas" xmlns:cx="http://schemas.microsoft.com/office/drawing/2014/chartex" xmlns:cx1="http://schemas.microsoft.com/office/drawing/2015/9/8/chartex" xmlns:cx2="http://schemas.microsoft.com/office/drawing/2015/10/21/chartex" xmlns:cx3="http://schemas.microsoft.com/office/drawing/2016/5/9/chartex" xmlns:cx4="http://schemas.microsoft.com/office/drawing/2016/5/10/chartex" xmlns:cx5="http://schemas.microsoft.com/office/drawing/2016/5/11/chartex" xmlns:cx6="http://schemas.microsoft.com/office/drawing/2016/5/12/chartex" xmlns:cx7="http://schemas.microsoft.com/office/drawing/2016/5/13/chartex" xmlns:cx8="http://schemas.microsoft.com/office/drawing/2016/5/14/chartex" xmlns:mc="http://schemas.openxmlformats.org/markup-compatibility/2006" xmlns:aink="http://schemas.microsoft.com/office/drawing/2016/ink" xmlns:am3d="http://schemas.microsoft.com/office/drawing/2017/model3d" xmlns:o="urn:schemas-microsoft-com:office:office" xmlns:oel="http://schemas.microsoft.com/office/2019/extlst" xmlns:r="http://schemas.openxmlformats.org/officeDocument/2006/relationships" xmlns:m="http://schemas.openxmlformats.org/officeDocument/2006/math" xmlns:v="urn:schemas-microsoft-com:vml" xmlns:wp14="http://schemas.microsoft.com/office/word/2010/wordprocessingDrawing" xmlns:wp="http://schemas.openxmlformats.org/drawingml/2006/wordprocessingDrawing" xmlns:w10="urn:schemas-microsoft-com:office:word" xmlns:w="http://schemas.openxmlformats.org/wordprocessingml/2006/main" xmlns:w14="http://schemas.microsoft.com/office/word/2010/wordml" xmlns:w15="http://schemas.microsoft.com/office/word/2012/wordml" xmlns:w16cex="http://schemas.microsoft.com/office/word/2018/wordml/cex" xmlns:w16cid="http://schemas.microsoft.com/office/word/2016/wordml/cid" xmlns:w16="http://schemas.microsoft.com/office/word/2018/wordml" xmlns:w16du="http://schemas.microsoft.com/office/word/2023/wordml/word16du" xmlns:w16sdtdh="http://schemas.microsoft.com/office/word/2020/wordml/sdtdatahash" xmlns:w16se="http://schemas.microsoft.com/office/word/2015/wordml/symex" xmlns:wpg="http://schemas.microsoft.com/office/word/2010/wordprocessingGroup" xmlns:wpi="http://schemas.microsoft.com/office/word/2010/wordprocessingInk" xmlns:wne="http://schemas.microsoft.com/office/word/2006/wordml" xmlns:wps="http://schemas.microsoft.com/office/word/2010/wordprocessingShape" mc:Ignorable="w14 w15 w16se w16cid w16 w16cex w16sdtdh w16du wp14">
+<w:ftr xmlns:wpc="http://schemas.microsoft.com/office/word/2010/wordprocessingCanvas" xmlns:cx="http://schemas.microsoft.com/office/drawing/2014/chartex" xmlns:cx1="http://schemas.microsoft.com/office/drawing/2015/9/8/chartex" xmlns:cx2="http://schemas.microsoft.com/office/drawing/2015/10/21/chartex" xmlns:cx3="http://schemas.microsoft.com/office/drawing/2016/5/9/chartex" xmlns:cx4="http://schemas.microsoft.com/office/drawing/2016/5/10/chartex" xmlns:cx5="http://schemas.microsoft.com/office/drawing/2016/5/11/chartex" xmlns:cx6="http://schemas.microsoft.com/office/drawing/2016/5/12/chartex" xmlns:cx7="http://schemas.microsoft.com/office/drawing/2016/5/13/chartex" xmlns:cx8="http://schemas.microsoft.com/office/drawing/2016/5/14/chartex" xmlns:mc="http://schemas.openxmlformats.org/markup-compatibility/2006" xmlns:aink="http://schemas.microsoft.com/office/drawing/2016/ink" xmlns:am3d="http://schemas.microsoft.com/office/drawing/2017/model3d" xmlns:o="urn:schemas-microsoft-com:office:office" xmlns:oel="http://schemas.microsoft.com/office/2019/extlst" xmlns:r="http://schemas.openxmlformats.org/officeDocument/2006/relationships" xmlns:m="http://schemas.openxmlformats.org/officeDocument/2006/math" xmlns:v="urn:schemas-microsoft-com:vml" xmlns:wp14="http://schemas.microsoft.com/office/word/2010/wordprocessingDrawing" xmlns:wp="http://schemas.openxmlformats.org/drawingml/2006/wordprocessingDrawing" xmlns:w10="urn:schemas-microsoft-com:office:word" xmlns:w="http://schemas.openxmlformats.org/wordprocessingml/2006/main" xmlns:w14="http://schemas.microsoft.com/office/word/2010/wordml" xmlns:w15="http://schemas.microsoft.com/office/word/2012/wordml" xmlns:w16cex="http://schemas.microsoft.com/office/word/2018/wordml/cex" xmlns:w16cid="http://schemas.microsoft.com/office/word/2016/wordml/cid" xmlns:w16="http://schemas.microsoft.com/office/word/2018/wordml" xmlns:w16du="http://schemas.microsoft.com/office/word/2023/wordml/word16du" xmlns:w16sdtdh="http://schemas.microsoft.com/office/word/2020/wordml/sdtdatahash" xmlns:w16sdtfl="http://schemas.microsoft.com/office/word/2024/wordml/sdtformatlock" xmlns:w16se="http://schemas.microsoft.com/office/word/2015/wordml/symex" xmlns:wpg="http://schemas.microsoft.com/office/word/2010/wordprocessingGroup" xmlns:wpi="http://schemas.microsoft.com/office/word/2010/wordprocessingInk" xmlns:wne="http://schemas.microsoft.com/office/word/2006/wordml" xmlns:wps="http://schemas.microsoft.com/office/word/2010/wordprocessingShape" mc:Ignorable="w14 w15 w16se w16cid w16 w16cex w16sdtdh w16sdtfl w16du wp14">
   <w:p>
     <w:pPr>
       <w:ind w:firstLine="360"/>
@@ -1125,7 +1118,7 @@
 </file>
 
 <file path=word/footnotes.xml><?xml version="1.0" encoding="utf-8"?>
-<w:footnotes xmlns:wpc="http://schemas.microsoft.com/office/word/2010/wordprocessingCanvas" xmlns:cx="http://schemas.microsoft.com/office/drawing/2014/chartex" xmlns:cx1="http://schemas.microsoft.com/office/drawing/2015/9/8/chartex" xmlns:cx2="http://schemas.microsoft.com/office/drawing/2015/10/21/chartex" xmlns:cx3="http://schemas.microsoft.com/office/drawing/2016/5/9/chartex" xmlns:cx4="http://schemas.microsoft.com/office/drawing/2016/5/10/chartex" xmlns:cx5="http://schemas.microsoft.com/office/drawing/2016/5/11/chartex" xmlns:cx6="http://schemas.microsoft.com/office/drawing/2016/5/12/chartex" xmlns:cx7="http://schemas.microsoft.com/office/drawing/2016/5/13/chartex" xmlns:cx8="http://schemas.microsoft.com/office/drawing/2016/5/14/chartex" xmlns:mc="http://schemas.openxmlformats.org/markup-compatibility/2006" xmlns:aink="http://schemas.microsoft.com/office/drawing/2016/ink" xmlns:am3d="http://schemas.microsoft.com/office/drawing/2017/model3d" xmlns:o="urn:schemas-microsoft-com:office:office" xmlns:oel="http://schemas.microsoft.com/office/2019/extlst" xmlns:r="http://schemas.openxmlformats.org/officeDocument/2006/relationships" xmlns:m="http://schemas.openxmlformats.org/officeDocument/2006/math" xmlns:v="urn:schemas-microsoft-com:vml" xmlns:wp14="http://schemas.microsoft.com/office/word/2010/wordprocessingDrawing" xmlns:wp="http://schemas.openxmlformats.org/drawingml/2006/wordprocessingDrawing" xmlns:w10="urn:schemas-microsoft-com:office:word" xmlns:w="http://schemas.openxmlformats.org/wordprocessingml/2006/main" xmlns:w14="http://schemas.microsoft.com/office/word/2010/wordml" xmlns:w15="http://schemas.microsoft.com/office/word/2012/wordml" xmlns:w16cex="http://schemas.microsoft.com/office/word/2018/wordml/cex" xmlns:w16cid="http://schemas.microsoft.com/office/word/2016/wordml/cid" xmlns:w16="http://schemas.microsoft.com/office/word/2018/wordml" xmlns:w16du="http://schemas.microsoft.com/office/word/2023/wordml/word16du" xmlns:w16sdtdh="http://schemas.microsoft.com/office/word/2020/wordml/sdtdatahash" xmlns:w16se="http://schemas.microsoft.com/office/word/2015/wordml/symex" xmlns:wpg="http://schemas.microsoft.com/office/word/2010/wordprocessingGroup" xmlns:wpi="http://schemas.microsoft.com/office/word/2010/wordprocessingInk" xmlns:wne="http://schemas.microsoft.com/office/word/2006/wordml" xmlns:wps="http://schemas.microsoft.com/office/word/2010/wordprocessingShape" mc:Ignorable="w14 w15 w16se w16cid w16 w16cex w16sdtdh w16du wp14">
+<w:footnotes xmlns:wpc="http://schemas.microsoft.com/office/word/2010/wordprocessingCanvas" xmlns:cx="http://schemas.microsoft.com/office/drawing/2014/chartex" xmlns:cx1="http://schemas.microsoft.com/office/drawing/2015/9/8/chartex" xmlns:cx2="http://schemas.microsoft.com/office/drawing/2015/10/21/chartex" xmlns:cx3="http://schemas.microsoft.com/office/drawing/2016/5/9/chartex" xmlns:cx4="http://schemas.microsoft.com/office/drawing/2016/5/10/chartex" xmlns:cx5="http://schemas.microsoft.com/office/drawing/2016/5/11/chartex" xmlns:cx6="http://schemas.microsoft.com/office/drawing/2016/5/12/chartex" xmlns:cx7="http://schemas.microsoft.com/office/drawing/2016/5/13/chartex" xmlns:cx8="http://schemas.microsoft.com/office/drawing/2016/5/14/chartex" xmlns:mc="http://schemas.openxmlformats.org/markup-compatibility/2006" xmlns:aink="http://schemas.microsoft.com/office/drawing/2016/ink" xmlns:am3d="http://schemas.microsoft.com/office/drawing/2017/model3d" xmlns:o="urn:schemas-microsoft-com:office:office" xmlns:oel="http://schemas.microsoft.com/office/2019/extlst" xmlns:r="http://schemas.openxmlformats.org/officeDocument/2006/relationships" xmlns:m="http://schemas.openxmlformats.org/officeDocument/2006/math" xmlns:v="urn:schemas-microsoft-com:vml" xmlns:wp14="http://schemas.microsoft.com/office/word/2010/wordprocessingDrawing" xmlns:wp="http://schemas.openxmlformats.org/drawingml/2006/wordprocessingDrawing" xmlns:w10="urn:schemas-microsoft-com:office:word" xmlns:w="http://schemas.openxmlformats.org/wordprocessingml/2006/main" xmlns:w14="http://schemas.microsoft.com/office/word/2010/wordml" xmlns:w15="http://schemas.microsoft.com/office/word/2012/wordml" xmlns:w16cex="http://schemas.microsoft.com/office/word/2018/wordml/cex" xmlns:w16cid="http://schemas.microsoft.com/office/word/2016/wordml/cid" xmlns:w16="http://schemas.microsoft.com/office/word/2018/wordml" xmlns:w16du="http://schemas.microsoft.com/office/word/2023/wordml/word16du" xmlns:w16sdtdh="http://schemas.microsoft.com/office/word/2020/wordml/sdtdatahash" xmlns:w16sdtfl="http://schemas.microsoft.com/office/word/2024/wordml/sdtformatlock" xmlns:w16se="http://schemas.microsoft.com/office/word/2015/wordml/symex" xmlns:wpg="http://schemas.microsoft.com/office/word/2010/wordprocessingGroup" xmlns:wpi="http://schemas.microsoft.com/office/word/2010/wordprocessingInk" xmlns:wne="http://schemas.microsoft.com/office/word/2006/wordml" xmlns:wps="http://schemas.microsoft.com/office/word/2010/wordprocessingShape" mc:Ignorable="w14 w15 w16se w16cid w16 w16cex w16sdtdh w16sdtfl w16du wp14">
   <w:footnote w:type="separator" w:id="-1">
     <w:p>
       <w:r>
@@ -1144,7 +1137,7 @@
 </file>
 
 <file path=word/header1.xml><?xml version="1.0" encoding="utf-8"?>
-<w:hdr xmlns:wpc="http://schemas.microsoft.com/office/word/2010/wordprocessingCanvas" xmlns:cx="http://schemas.microsoft.com/office/drawing/2014/chartex" xmlns:cx1="http://schemas.microsoft.com/office/drawing/2015/9/8/chartex" xmlns:cx2="http://schemas.microsoft.com/office/drawing/2015/10/21/chartex" xmlns:cx3="http://schemas.microsoft.com/office/drawing/2016/5/9/chartex" xmlns:cx4="http://schemas.microsoft.com/office/drawing/2016/5/10/chartex" xmlns:cx5="http://schemas.microsoft.com/office/drawing/2016/5/11/chartex" xmlns:cx6="http://schemas.microsoft.com/office/drawing/2016/5/12/chartex" xmlns:cx7="http://schemas.microsoft.com/office/drawing/2016/5/13/chartex" xmlns:cx8="http://schemas.microsoft.com/office/drawing/2016/5/14/chartex" xmlns:mc="http://schemas.openxmlformats.org/markup-compatibility/2006" xmlns:aink="http://schemas.microsoft.com/office/drawing/2016/ink" xmlns:am3d="http://schemas.microsoft.com/office/drawing/2017/model3d" xmlns:o="urn:schemas-microsoft-com:office:office" xmlns:oel="http://schemas.microsoft.com/office/2019/extlst" xmlns:r="http://schemas.openxmlformats.org/officeDocument/2006/relationships" xmlns:m="http://schemas.openxmlformats.org/officeDocument/2006/math" xmlns:v="urn:schemas-microsoft-com:vml" xmlns:wp14="http://schemas.microsoft.com/office/word/2010/wordprocessingDrawing" xmlns:wp="http://schemas.openxmlformats.org/drawingml/2006/wordprocessingDrawing" xmlns:w10="urn:schemas-microsoft-com:office:word" xmlns:w="http://schemas.openxmlformats.org/wordprocessingml/2006/main" xmlns:w14="http://schemas.microsoft.com/office/word/2010/wordml" xmlns:w15="http://schemas.microsoft.com/office/word/2012/wordml" xmlns:w16cex="http://schemas.microsoft.com/office/word/2018/wordml/cex" xmlns:w16cid="http://schemas.microsoft.com/office/word/2016/wordml/cid" xmlns:w16="http://schemas.microsoft.com/office/word/2018/wordml" xmlns:w16du="http://schemas.microsoft.com/office/word/2023/wordml/word16du" xmlns:w16sdtdh="http://schemas.microsoft.com/office/word/2020/wordml/sdtdatahash" xmlns:w16se="http://schemas.microsoft.com/office/word/2015/wordml/symex" xmlns:wpg="http://schemas.microsoft.com/office/word/2010/wordprocessingGroup" xmlns:wpi="http://schemas.microsoft.com/office/word/2010/wordprocessingInk" xmlns:wne="http://schemas.microsoft.com/office/word/2006/wordml" xmlns:wps="http://schemas.microsoft.com/office/word/2010/wordprocessingShape" mc:Ignorable="w14 w15 w16se w16cid w16 w16cex w16sdtdh w16du wp14">
+<w:hdr xmlns:wpc="http://schemas.microsoft.com/office/word/2010/wordprocessingCanvas" xmlns:cx="http://schemas.microsoft.com/office/drawing/2014/chartex" xmlns:cx1="http://schemas.microsoft.com/office/drawing/2015/9/8/chartex" xmlns:cx2="http://schemas.microsoft.com/office/drawing/2015/10/21/chartex" xmlns:cx3="http://schemas.microsoft.com/office/drawing/2016/5/9/chartex" xmlns:cx4="http://schemas.microsoft.com/office/drawing/2016/5/10/chartex" xmlns:cx5="http://schemas.microsoft.com/office/drawing/2016/5/11/chartex" xmlns:cx6="http://schemas.microsoft.com/office/drawing/2016/5/12/chartex" xmlns:cx7="http://schemas.microsoft.com/office/drawing/2016/5/13/chartex" xmlns:cx8="http://schemas.microsoft.com/office/drawing/2016/5/14/chartex" xmlns:mc="http://schemas.openxmlformats.org/markup-compatibility/2006" xmlns:aink="http://schemas.microsoft.com/office/drawing/2016/ink" xmlns:am3d="http://schemas.microsoft.com/office/drawing/2017/model3d" xmlns:o="urn:schemas-microsoft-com:office:office" xmlns:oel="http://schemas.microsoft.com/office/2019/extlst" xmlns:r="http://schemas.openxmlformats.org/officeDocument/2006/relationships" xmlns:m="http://schemas.openxmlformats.org/officeDocument/2006/math" xmlns:v="urn:schemas-microsoft-com:vml" xmlns:wp14="http://schemas.microsoft.com/office/word/2010/wordprocessingDrawing" xmlns:wp="http://schemas.openxmlformats.org/drawingml/2006/wordprocessingDrawing" xmlns:w10="urn:schemas-microsoft-com:office:word" xmlns:w="http://schemas.openxmlformats.org/wordprocessingml/2006/main" xmlns:w14="http://schemas.microsoft.com/office/word/2010/wordml" xmlns:w15="http://schemas.microsoft.com/office/word/2012/wordml" xmlns:w16cex="http://schemas.microsoft.com/office/word/2018/wordml/cex" xmlns:w16cid="http://schemas.microsoft.com/office/word/2016/wordml/cid" xmlns:w16="http://schemas.microsoft.com/office/word/2018/wordml" xmlns:w16du="http://schemas.microsoft.com/office/word/2023/wordml/word16du" xmlns:w16sdtdh="http://schemas.microsoft.com/office/word/2020/wordml/sdtdatahash" xmlns:w16sdtfl="http://schemas.microsoft.com/office/word/2024/wordml/sdtformatlock" xmlns:w16se="http://schemas.microsoft.com/office/word/2015/wordml/symex" xmlns:wpg="http://schemas.microsoft.com/office/word/2010/wordprocessingGroup" xmlns:wpi="http://schemas.microsoft.com/office/word/2010/wordprocessingInk" xmlns:wne="http://schemas.microsoft.com/office/word/2006/wordml" xmlns:wps="http://schemas.microsoft.com/office/word/2010/wordprocessingShape" mc:Ignorable="w14 w15 w16se w16cid w16 w16cex w16sdtdh w16sdtfl w16du wp14">
   <w:p>
     <w:pPr>
       <w:ind w:firstLine="360"/>
@@ -1154,7 +1147,7 @@
 </file>
 
 <file path=word/numbering.xml><?xml version="1.0" encoding="utf-8"?>
-<w:numbering xmlns:wpc="http://schemas.microsoft.com/office/word/2010/wordprocessingCanvas" xmlns:cx="http://schemas.microsoft.com/office/drawing/2014/chartex" xmlns:cx1="http://schemas.microsoft.com/office/drawing/2015/9/8/chartex" xmlns:cx2="http://schemas.microsoft.com/office/drawing/2015/10/21/chartex" xmlns:cx3="http://schemas.microsoft.com/office/drawing/2016/5/9/chartex" xmlns:cx4="http://schemas.microsoft.com/office/drawing/2016/5/10/chartex" xmlns:cx5="http://schemas.microsoft.com/office/drawing/2016/5/11/chartex" xmlns:cx6="http://schemas.microsoft.com/office/drawing/2016/5/12/chartex" xmlns:cx7="http://schemas.microsoft.com/office/drawing/2016/5/13/chartex" xmlns:cx8="http://schemas.microsoft.com/office/drawing/2016/5/14/chartex" xmlns:mc="http://schemas.openxmlformats.org/markup-compatibility/2006" xmlns:aink="http://schemas.microsoft.com/office/drawing/2016/ink" xmlns:am3d="http://schemas.microsoft.com/office/drawing/2017/model3d" xmlns:o="urn:schemas-microsoft-com:office:office" xmlns:oel="http://schemas.microsoft.com/office/2019/extlst" xmlns:r="http://schemas.openxmlformats.org/officeDocument/2006/relationships" xmlns:m="http://schemas.openxmlformats.org/officeDocument/2006/math" xmlns:v="urn:schemas-microsoft-com:vml" xmlns:wp14="http://schemas.microsoft.com/office/word/2010/wordprocessingDrawing" xmlns:wp="http://schemas.openxmlformats.org/drawingml/2006/wordprocessingDrawing" xmlns:w10="urn:schemas-microsoft-com:office:word" xmlns:w="http://schemas.openxmlformats.org/wordprocessingml/2006/main" xmlns:w14="http://schemas.microsoft.com/office/word/2010/wordml" xmlns:w15="http://schemas.microsoft.com/office/word/2012/wordml" xmlns:w16cex="http://schemas.microsoft.com/office/word/2018/wordml/cex" xmlns:w16cid="http://schemas.microsoft.com/office/word/2016/wordml/cid" xmlns:w16="http://schemas.microsoft.com/office/word/2018/wordml" xmlns:w16du="http://schemas.microsoft.com/office/word/2023/wordml/word16du" xmlns:w16sdtdh="http://schemas.microsoft.com/office/word/2020/wordml/sdtdatahash" xmlns:w16se="http://schemas.microsoft.com/office/word/2015/wordml/symex" xmlns:wpg="http://schemas.microsoft.com/office/word/2010/wordprocessingGroup" xmlns:wpi="http://schemas.microsoft.com/office/word/2010/wordprocessingInk" xmlns:wne="http://schemas.microsoft.com/office/word/2006/wordml" xmlns:wps="http://schemas.microsoft.com/office/word/2010/wordprocessingShape" mc:Ignorable="w14 w15 w16se w16cid w16 w16cex w16sdtdh w16du wp14">
+<w:numbering xmlns:wpc="http://schemas.microsoft.com/office/word/2010/wordprocessingCanvas" xmlns:cx="http://schemas.microsoft.com/office/drawing/2014/chartex" xmlns:cx1="http://schemas.microsoft.com/office/drawing/2015/9/8/chartex" xmlns:cx2="http://schemas.microsoft.com/office/drawing/2015/10/21/chartex" xmlns:cx3="http://schemas.microsoft.com/office/drawing/2016/5/9/chartex" xmlns:cx4="http://schemas.microsoft.com/office/drawing/2016/5/10/chartex" xmlns:cx5="http://schemas.microsoft.com/office/drawing/2016/5/11/chartex" xmlns:cx6="http://schemas.microsoft.com/office/drawing/2016/5/12/chartex" xmlns:cx7="http://schemas.microsoft.com/office/drawing/2016/5/13/chartex" xmlns:cx8="http://schemas.microsoft.com/office/drawing/2016/5/14/chartex" xmlns:mc="http://schemas.openxmlformats.org/markup-compatibility/2006" xmlns:aink="http://schemas.microsoft.com/office/drawing/2016/ink" xmlns:am3d="http://schemas.microsoft.com/office/drawing/2017/model3d" xmlns:o="urn:schemas-microsoft-com:office:office" xmlns:oel="http://schemas.microsoft.com/office/2019/extlst" xmlns:r="http://schemas.openxmlformats.org/officeDocument/2006/relationships" xmlns:m="http://schemas.openxmlformats.org/officeDocument/2006/math" xmlns:v="urn:schemas-microsoft-com:vml" xmlns:wp14="http://schemas.microsoft.com/office/word/2010/wordprocessingDrawing" xmlns:wp="http://schemas.openxmlformats.org/drawingml/2006/wordprocessingDrawing" xmlns:w10="urn:schemas-microsoft-com:office:word" xmlns:w="http://schemas.openxmlformats.org/wordprocessingml/2006/main" xmlns:w14="http://schemas.microsoft.com/office/word/2010/wordml" xmlns:w15="http://schemas.microsoft.com/office/word/2012/wordml" xmlns:w16cex="http://schemas.microsoft.com/office/word/2018/wordml/cex" xmlns:w16cid="http://schemas.microsoft.com/office/word/2016/wordml/cid" xmlns:w16="http://schemas.microsoft.com/office/word/2018/wordml" xmlns:w16du="http://schemas.microsoft.com/office/word/2023/wordml/word16du" xmlns:w16sdtdh="http://schemas.microsoft.com/office/word/2020/wordml/sdtdatahash" xmlns:w16sdtfl="http://schemas.microsoft.com/office/word/2024/wordml/sdtformatlock" xmlns:w16se="http://schemas.microsoft.com/office/word/2015/wordml/symex" xmlns:wpg="http://schemas.microsoft.com/office/word/2010/wordprocessingGroup" xmlns:wpi="http://schemas.microsoft.com/office/word/2010/wordprocessingInk" xmlns:wne="http://schemas.microsoft.com/office/word/2006/wordml" xmlns:wps="http://schemas.microsoft.com/office/word/2010/wordprocessingShape" mc:Ignorable="w14 w15 w16se w16cid w16 w16cex w16sdtdh w16sdtfl w16du wp14">
   <w:abstractNum w:abstractNumId="0" w15:restartNumberingAfterBreak="0">
     <w:nsid w:val="FFFFFF7E"/>
     <w:multiLevelType w:val="singleLevel"/>
@@ -1683,6 +1676,95 @@
     </w:lvl>
   </w:abstractNum>
   <w:abstractNum w:abstractNumId="5" w15:restartNumberingAfterBreak="0">
+    <w:nsid w:val="085556E9"/>
+    <w:multiLevelType w:val="hybridMultilevel"/>
+    <w:tmpl w:val="6D1A02E2"/>
+    <w:lvl w:ilvl="0" w:tplc="7E96E0D0">
+      <w:start w:val="1"/>
+      <w:numFmt w:val="decimal"/>
+      <w:lvlText w:val="%1"/>
+      <w:lvlJc w:val="left"/>
+      <w:pPr>
+        <w:ind w:left="0" w:firstLine="0"/>
+      </w:pPr>
+      <w:rPr>
+        <w:rFonts w:hint="eastAsia"/>
+      </w:rPr>
+    </w:lvl>
+    <w:lvl w:ilvl="1" w:tplc="04090019" w:tentative="1">
+      <w:start w:val="1"/>
+      <w:numFmt w:val="lowerLetter"/>
+      <w:lvlText w:val="%2)"/>
+      <w:lvlJc w:val="left"/>
+      <w:pPr>
+        <w:ind w:left="880" w:hanging="440"/>
+      </w:pPr>
+    </w:lvl>
+    <w:lvl w:ilvl="2" w:tplc="0409001B" w:tentative="1">
+      <w:start w:val="1"/>
+      <w:numFmt w:val="lowerRoman"/>
+      <w:lvlText w:val="%3."/>
+      <w:lvlJc w:val="right"/>
+      <w:pPr>
+        <w:ind w:left="1320" w:hanging="440"/>
+      </w:pPr>
+    </w:lvl>
+    <w:lvl w:ilvl="3" w:tplc="0409000F" w:tentative="1">
+      <w:start w:val="1"/>
+      <w:numFmt w:val="decimal"/>
+      <w:lvlText w:val="%4."/>
+      <w:lvlJc w:val="left"/>
+      <w:pPr>
+        <w:ind w:left="1760" w:hanging="440"/>
+      </w:pPr>
+    </w:lvl>
+    <w:lvl w:ilvl="4" w:tplc="04090019" w:tentative="1">
+      <w:start w:val="1"/>
+      <w:numFmt w:val="lowerLetter"/>
+      <w:lvlText w:val="%5)"/>
+      <w:lvlJc w:val="left"/>
+      <w:pPr>
+        <w:ind w:left="2200" w:hanging="440"/>
+      </w:pPr>
+    </w:lvl>
+    <w:lvl w:ilvl="5" w:tplc="0409001B" w:tentative="1">
+      <w:start w:val="1"/>
+      <w:numFmt w:val="lowerRoman"/>
+      <w:lvlText w:val="%6."/>
+      <w:lvlJc w:val="right"/>
+      <w:pPr>
+        <w:ind w:left="2640" w:hanging="440"/>
+      </w:pPr>
+    </w:lvl>
+    <w:lvl w:ilvl="6" w:tplc="0409000F" w:tentative="1">
+      <w:start w:val="1"/>
+      <w:numFmt w:val="decimal"/>
+      <w:lvlText w:val="%7."/>
+      <w:lvlJc w:val="left"/>
+      <w:pPr>
+        <w:ind w:left="3080" w:hanging="440"/>
+      </w:pPr>
+    </w:lvl>
+    <w:lvl w:ilvl="7" w:tplc="04090019" w:tentative="1">
+      <w:start w:val="1"/>
+      <w:numFmt w:val="lowerLetter"/>
+      <w:lvlText w:val="%8)"/>
+      <w:lvlJc w:val="left"/>
+      <w:pPr>
+        <w:ind w:left="3520" w:hanging="440"/>
+      </w:pPr>
+    </w:lvl>
+    <w:lvl w:ilvl="8" w:tplc="0409001B" w:tentative="1">
+      <w:start w:val="1"/>
+      <w:numFmt w:val="lowerRoman"/>
+      <w:lvlText w:val="%9."/>
+      <w:lvlJc w:val="right"/>
+      <w:pPr>
+        <w:ind w:left="3960" w:hanging="440"/>
+      </w:pPr>
+    </w:lvl>
+  </w:abstractNum>
+  <w:abstractNum w:abstractNumId="6" w15:restartNumberingAfterBreak="0">
     <w:nsid w:val="09E845BD"/>
     <w:multiLevelType w:val="hybridMultilevel"/>
     <w:tmpl w:val="67D619C4"/>
@@ -1796,7 +1878,7 @@
       </w:pPr>
     </w:lvl>
   </w:abstractNum>
-  <w:abstractNum w:abstractNumId="6" w15:restartNumberingAfterBreak="0">
+  <w:abstractNum w:abstractNumId="7" w15:restartNumberingAfterBreak="0">
     <w:nsid w:val="0C443F1E"/>
     <w:multiLevelType w:val="hybridMultilevel"/>
     <w:tmpl w:val="79809D80"/>
@@ -1885,7 +1967,7 @@
       </w:pPr>
     </w:lvl>
   </w:abstractNum>
-  <w:abstractNum w:abstractNumId="7" w15:restartNumberingAfterBreak="0">
+  <w:abstractNum w:abstractNumId="8" w15:restartNumberingAfterBreak="0">
     <w:nsid w:val="0E823AA3"/>
     <w:multiLevelType w:val="hybridMultilevel"/>
     <w:tmpl w:val="F014B964"/>
@@ -1976,7 +2058,7 @@
       </w:pPr>
     </w:lvl>
   </w:abstractNum>
-  <w:abstractNum w:abstractNumId="8" w15:restartNumberingAfterBreak="0">
+  <w:abstractNum w:abstractNumId="9" w15:restartNumberingAfterBreak="0">
     <w:nsid w:val="0EAF085B"/>
     <w:multiLevelType w:val="hybridMultilevel"/>
     <w:tmpl w:val="25661816"/>
@@ -2066,7 +2148,7 @@
       </w:pPr>
     </w:lvl>
   </w:abstractNum>
-  <w:abstractNum w:abstractNumId="9" w15:restartNumberingAfterBreak="0">
+  <w:abstractNum w:abstractNumId="10" w15:restartNumberingAfterBreak="0">
     <w:nsid w:val="1253280C"/>
     <w:multiLevelType w:val="hybridMultilevel"/>
     <w:tmpl w:val="25661816"/>
@@ -2156,7 +2238,7 @@
       </w:pPr>
     </w:lvl>
   </w:abstractNum>
-  <w:abstractNum w:abstractNumId="10" w15:restartNumberingAfterBreak="0">
+  <w:abstractNum w:abstractNumId="11" w15:restartNumberingAfterBreak="0">
     <w:nsid w:val="146103BF"/>
     <w:multiLevelType w:val="hybridMultilevel"/>
     <w:tmpl w:val="4E50B1C0"/>
@@ -2273,7 +2355,7 @@
       </w:pPr>
     </w:lvl>
   </w:abstractNum>
-  <w:abstractNum w:abstractNumId="11" w15:restartNumberingAfterBreak="0">
+  <w:abstractNum w:abstractNumId="12" w15:restartNumberingAfterBreak="0">
     <w:nsid w:val="18BC0F00"/>
     <w:multiLevelType w:val="hybridMultilevel"/>
     <w:tmpl w:val="F014B964"/>
@@ -2364,7 +2446,7 @@
       </w:pPr>
     </w:lvl>
   </w:abstractNum>
-  <w:abstractNum w:abstractNumId="12" w15:restartNumberingAfterBreak="0">
+  <w:abstractNum w:abstractNumId="13" w15:restartNumberingAfterBreak="0">
     <w:nsid w:val="19BC0077"/>
     <w:multiLevelType w:val="hybridMultilevel"/>
     <w:tmpl w:val="96608882"/>
@@ -2457,7 +2539,7 @@
       </w:pPr>
     </w:lvl>
   </w:abstractNum>
-  <w:abstractNum w:abstractNumId="13" w15:restartNumberingAfterBreak="0">
+  <w:abstractNum w:abstractNumId="14" w15:restartNumberingAfterBreak="0">
     <w:nsid w:val="1AD640FA"/>
     <w:multiLevelType w:val="hybridMultilevel"/>
     <w:tmpl w:val="0B60D8EA"/>
@@ -2543,7 +2625,7 @@
       </w:pPr>
     </w:lvl>
   </w:abstractNum>
-  <w:abstractNum w:abstractNumId="14" w15:restartNumberingAfterBreak="0">
+  <w:abstractNum w:abstractNumId="15" w15:restartNumberingAfterBreak="0">
     <w:nsid w:val="1CB2108E"/>
     <w:multiLevelType w:val="hybridMultilevel"/>
     <w:tmpl w:val="844E452C"/>
@@ -2629,7 +2711,7 @@
       </w:pPr>
     </w:lvl>
   </w:abstractNum>
-  <w:abstractNum w:abstractNumId="15" w15:restartNumberingAfterBreak="0">
+  <w:abstractNum w:abstractNumId="16" w15:restartNumberingAfterBreak="0">
     <w:nsid w:val="227A5DF3"/>
     <w:multiLevelType w:val="hybridMultilevel"/>
     <w:tmpl w:val="35E8603E"/>
@@ -2719,7 +2801,7 @@
       </w:pPr>
     </w:lvl>
   </w:abstractNum>
-  <w:abstractNum w:abstractNumId="16" w15:restartNumberingAfterBreak="0">
+  <w:abstractNum w:abstractNumId="17" w15:restartNumberingAfterBreak="0">
     <w:nsid w:val="24214FDB"/>
     <w:multiLevelType w:val="hybridMultilevel"/>
     <w:tmpl w:val="6826032E"/>
@@ -2811,7 +2893,7 @@
       </w:pPr>
     </w:lvl>
   </w:abstractNum>
-  <w:abstractNum w:abstractNumId="17" w15:restartNumberingAfterBreak="0">
+  <w:abstractNum w:abstractNumId="18" w15:restartNumberingAfterBreak="0">
     <w:nsid w:val="2CDC1E66"/>
     <w:multiLevelType w:val="multilevel"/>
     <w:tmpl w:val="0409001F"/>
@@ -2925,7 +3007,7 @@
       </w:pPr>
     </w:lvl>
   </w:abstractNum>
-  <w:abstractNum w:abstractNumId="18" w15:restartNumberingAfterBreak="0">
+  <w:abstractNum w:abstractNumId="19" w15:restartNumberingAfterBreak="0">
     <w:nsid w:val="2F045ED0"/>
     <w:multiLevelType w:val="hybridMultilevel"/>
     <w:tmpl w:val="C51E8436"/>
@@ -3045,7 +3127,7 @@
       </w:pPr>
     </w:lvl>
   </w:abstractNum>
-  <w:abstractNum w:abstractNumId="19" w15:restartNumberingAfterBreak="0">
+  <w:abstractNum w:abstractNumId="20" w15:restartNumberingAfterBreak="0">
     <w:nsid w:val="3405723F"/>
     <w:multiLevelType w:val="hybridMultilevel"/>
     <w:tmpl w:val="44DAC2EE"/>
@@ -3131,7 +3213,7 @@
       </w:pPr>
     </w:lvl>
   </w:abstractNum>
-  <w:abstractNum w:abstractNumId="20" w15:restartNumberingAfterBreak="0">
+  <w:abstractNum w:abstractNumId="21" w15:restartNumberingAfterBreak="0">
     <w:nsid w:val="3452782E"/>
     <w:multiLevelType w:val="hybridMultilevel"/>
     <w:tmpl w:val="96608882"/>
@@ -3224,7 +3306,7 @@
       </w:pPr>
     </w:lvl>
   </w:abstractNum>
-  <w:abstractNum w:abstractNumId="21" w15:restartNumberingAfterBreak="0">
+  <w:abstractNum w:abstractNumId="22" w15:restartNumberingAfterBreak="0">
     <w:nsid w:val="3453097C"/>
     <w:multiLevelType w:val="hybridMultilevel"/>
     <w:tmpl w:val="96608882"/>
@@ -3317,7 +3399,7 @@
       </w:pPr>
     </w:lvl>
   </w:abstractNum>
-  <w:abstractNum w:abstractNumId="22" w15:restartNumberingAfterBreak="0">
+  <w:abstractNum w:abstractNumId="23" w15:restartNumberingAfterBreak="0">
     <w:nsid w:val="34542A7F"/>
     <w:multiLevelType w:val="hybridMultilevel"/>
     <w:tmpl w:val="96608882"/>
@@ -3410,7 +3492,7 @@
       </w:pPr>
     </w:lvl>
   </w:abstractNum>
-  <w:abstractNum w:abstractNumId="23" w15:restartNumberingAfterBreak="0">
+  <w:abstractNum w:abstractNumId="24" w15:restartNumberingAfterBreak="0">
     <w:nsid w:val="36883352"/>
     <w:multiLevelType w:val="multilevel"/>
     <w:tmpl w:val="25CE97C4"/>
@@ -3551,7 +3633,7 @@
       </w:rPr>
     </w:lvl>
   </w:abstractNum>
-  <w:abstractNum w:abstractNumId="24" w15:restartNumberingAfterBreak="0">
+  <w:abstractNum w:abstractNumId="25" w15:restartNumberingAfterBreak="0">
     <w:nsid w:val="3A576D6D"/>
     <w:multiLevelType w:val="hybridMultilevel"/>
     <w:tmpl w:val="AB265CFA"/>
@@ -3643,7 +3725,7 @@
       </w:pPr>
     </w:lvl>
   </w:abstractNum>
-  <w:abstractNum w:abstractNumId="25" w15:restartNumberingAfterBreak="0">
+  <w:abstractNum w:abstractNumId="26" w15:restartNumberingAfterBreak="0">
     <w:nsid w:val="3AC2612E"/>
     <w:multiLevelType w:val="hybridMultilevel"/>
     <w:tmpl w:val="54E43040"/>
@@ -3735,7 +3817,7 @@
       </w:pPr>
     </w:lvl>
   </w:abstractNum>
-  <w:abstractNum w:abstractNumId="26" w15:restartNumberingAfterBreak="0">
+  <w:abstractNum w:abstractNumId="27" w15:restartNumberingAfterBreak="0">
     <w:nsid w:val="3D4E2A0D"/>
     <w:multiLevelType w:val="hybridMultilevel"/>
     <w:tmpl w:val="AB265CFA"/>
@@ -3827,7 +3909,7 @@
       </w:pPr>
     </w:lvl>
   </w:abstractNum>
-  <w:abstractNum w:abstractNumId="27" w15:restartNumberingAfterBreak="0">
+  <w:abstractNum w:abstractNumId="28" w15:restartNumberingAfterBreak="0">
     <w:nsid w:val="3E080BE4"/>
     <w:multiLevelType w:val="hybridMultilevel"/>
     <w:tmpl w:val="F014B964"/>
@@ -3918,7 +4000,187 @@
       </w:pPr>
     </w:lvl>
   </w:abstractNum>
-  <w:abstractNum w:abstractNumId="28" w15:restartNumberingAfterBreak="0">
+  <w:abstractNum w:abstractNumId="29" w15:restartNumberingAfterBreak="0">
+    <w:nsid w:val="3EB6102D"/>
+    <w:multiLevelType w:val="hybridMultilevel"/>
+    <w:tmpl w:val="E39C7392"/>
+    <w:lvl w:ilvl="0" w:tplc="7640DA0A">
+      <w:start w:val="1"/>
+      <w:numFmt w:val="decimal"/>
+      <w:suff w:val="nothing"/>
+      <w:lvlText w:val="%1"/>
+      <w:lvlJc w:val="left"/>
+      <w:pPr>
+        <w:ind w:left="0" w:firstLine="0"/>
+      </w:pPr>
+      <w:rPr>
+        <w:rFonts w:hint="eastAsia"/>
+      </w:rPr>
+    </w:lvl>
+    <w:lvl w:ilvl="1" w:tplc="04090019" w:tentative="1">
+      <w:start w:val="1"/>
+      <w:numFmt w:val="lowerLetter"/>
+      <w:lvlText w:val="%2)"/>
+      <w:lvlJc w:val="left"/>
+      <w:pPr>
+        <w:ind w:left="880" w:hanging="440"/>
+      </w:pPr>
+    </w:lvl>
+    <w:lvl w:ilvl="2" w:tplc="0409001B" w:tentative="1">
+      <w:start w:val="1"/>
+      <w:numFmt w:val="lowerRoman"/>
+      <w:lvlText w:val="%3."/>
+      <w:lvlJc w:val="right"/>
+      <w:pPr>
+        <w:ind w:left="1320" w:hanging="440"/>
+      </w:pPr>
+    </w:lvl>
+    <w:lvl w:ilvl="3" w:tplc="0409000F" w:tentative="1">
+      <w:start w:val="1"/>
+      <w:numFmt w:val="decimal"/>
+      <w:lvlText w:val="%4."/>
+      <w:lvlJc w:val="left"/>
+      <w:pPr>
+        <w:ind w:left="1760" w:hanging="440"/>
+      </w:pPr>
+    </w:lvl>
+    <w:lvl w:ilvl="4" w:tplc="04090019" w:tentative="1">
+      <w:start w:val="1"/>
+      <w:numFmt w:val="lowerLetter"/>
+      <w:lvlText w:val="%5)"/>
+      <w:lvlJc w:val="left"/>
+      <w:pPr>
+        <w:ind w:left="2200" w:hanging="440"/>
+      </w:pPr>
+    </w:lvl>
+    <w:lvl w:ilvl="5" w:tplc="0409001B" w:tentative="1">
+      <w:start w:val="1"/>
+      <w:numFmt w:val="lowerRoman"/>
+      <w:lvlText w:val="%6."/>
+      <w:lvlJc w:val="right"/>
+      <w:pPr>
+        <w:ind w:left="2640" w:hanging="440"/>
+      </w:pPr>
+    </w:lvl>
+    <w:lvl w:ilvl="6" w:tplc="0409000F" w:tentative="1">
+      <w:start w:val="1"/>
+      <w:numFmt w:val="decimal"/>
+      <w:lvlText w:val="%7."/>
+      <w:lvlJc w:val="left"/>
+      <w:pPr>
+        <w:ind w:left="3080" w:hanging="440"/>
+      </w:pPr>
+    </w:lvl>
+    <w:lvl w:ilvl="7" w:tplc="04090019" w:tentative="1">
+      <w:start w:val="1"/>
+      <w:numFmt w:val="lowerLetter"/>
+      <w:lvlText w:val="%8)"/>
+      <w:lvlJc w:val="left"/>
+      <w:pPr>
+        <w:ind w:left="3520" w:hanging="440"/>
+      </w:pPr>
+    </w:lvl>
+    <w:lvl w:ilvl="8" w:tplc="0409001B" w:tentative="1">
+      <w:start w:val="1"/>
+      <w:numFmt w:val="lowerRoman"/>
+      <w:lvlText w:val="%9."/>
+      <w:lvlJc w:val="right"/>
+      <w:pPr>
+        <w:ind w:left="3960" w:hanging="440"/>
+      </w:pPr>
+    </w:lvl>
+  </w:abstractNum>
+  <w:abstractNum w:abstractNumId="30" w15:restartNumberingAfterBreak="0">
+    <w:nsid w:val="4372360C"/>
+    <w:multiLevelType w:val="hybridMultilevel"/>
+    <w:tmpl w:val="3392C3A8"/>
+    <w:lvl w:ilvl="0" w:tplc="413E3F0E">
+      <w:start w:val="1"/>
+      <w:numFmt w:val="decimal"/>
+      <w:suff w:val="nothing"/>
+      <w:lvlText w:val="%1"/>
+      <w:lvlJc w:val="left"/>
+      <w:pPr>
+        <w:ind w:left="0" w:firstLine="0"/>
+      </w:pPr>
+      <w:rPr>
+        <w:rFonts w:hint="eastAsia"/>
+      </w:rPr>
+    </w:lvl>
+    <w:lvl w:ilvl="1" w:tplc="04090019" w:tentative="1">
+      <w:start w:val="1"/>
+      <w:numFmt w:val="lowerLetter"/>
+      <w:lvlText w:val="%2)"/>
+      <w:lvlJc w:val="left"/>
+      <w:pPr>
+        <w:ind w:left="880" w:hanging="440"/>
+      </w:pPr>
+    </w:lvl>
+    <w:lvl w:ilvl="2" w:tplc="0409001B" w:tentative="1">
+      <w:start w:val="1"/>
+      <w:numFmt w:val="lowerRoman"/>
+      <w:lvlText w:val="%3."/>
+      <w:lvlJc w:val="right"/>
+      <w:pPr>
+        <w:ind w:left="1320" w:hanging="440"/>
+      </w:pPr>
+    </w:lvl>
+    <w:lvl w:ilvl="3" w:tplc="0409000F" w:tentative="1">
+      <w:start w:val="1"/>
+      <w:numFmt w:val="decimal"/>
+      <w:lvlText w:val="%4."/>
+      <w:lvlJc w:val="left"/>
+      <w:pPr>
+        <w:ind w:left="1760" w:hanging="440"/>
+      </w:pPr>
+    </w:lvl>
+    <w:lvl w:ilvl="4" w:tplc="04090019" w:tentative="1">
+      <w:start w:val="1"/>
+      <w:numFmt w:val="lowerLetter"/>
+      <w:lvlText w:val="%5)"/>
+      <w:lvlJc w:val="left"/>
+      <w:pPr>
+        <w:ind w:left="2200" w:hanging="440"/>
+      </w:pPr>
+    </w:lvl>
+    <w:lvl w:ilvl="5" w:tplc="0409001B" w:tentative="1">
+      <w:start w:val="1"/>
+      <w:numFmt w:val="lowerRoman"/>
+      <w:lvlText w:val="%6."/>
+      <w:lvlJc w:val="right"/>
+      <w:pPr>
+        <w:ind w:left="2640" w:hanging="440"/>
+      </w:pPr>
+    </w:lvl>
+    <w:lvl w:ilvl="6" w:tplc="0409000F" w:tentative="1">
+      <w:start w:val="1"/>
+      <w:numFmt w:val="decimal"/>
+      <w:lvlText w:val="%7."/>
+      <w:lvlJc w:val="left"/>
+      <w:pPr>
+        <w:ind w:left="3080" w:hanging="440"/>
+      </w:pPr>
+    </w:lvl>
+    <w:lvl w:ilvl="7" w:tplc="04090019" w:tentative="1">
+      <w:start w:val="1"/>
+      <w:numFmt w:val="lowerLetter"/>
+      <w:lvlText w:val="%8)"/>
+      <w:lvlJc w:val="left"/>
+      <w:pPr>
+        <w:ind w:left="3520" w:hanging="440"/>
+      </w:pPr>
+    </w:lvl>
+    <w:lvl w:ilvl="8" w:tplc="0409001B" w:tentative="1">
+      <w:start w:val="1"/>
+      <w:numFmt w:val="lowerRoman"/>
+      <w:lvlText w:val="%9."/>
+      <w:lvlJc w:val="right"/>
+      <w:pPr>
+        <w:ind w:left="3960" w:hanging="440"/>
+      </w:pPr>
+    </w:lvl>
+  </w:abstractNum>
+  <w:abstractNum w:abstractNumId="31" w15:restartNumberingAfterBreak="0">
     <w:nsid w:val="452278B4"/>
     <w:multiLevelType w:val="hybridMultilevel"/>
     <w:tmpl w:val="67D619C4"/>
@@ -4032,7 +4294,7 @@
       </w:pPr>
     </w:lvl>
   </w:abstractNum>
-  <w:abstractNum w:abstractNumId="29" w15:restartNumberingAfterBreak="0">
+  <w:abstractNum w:abstractNumId="32" w15:restartNumberingAfterBreak="0">
     <w:nsid w:val="465D1638"/>
     <w:multiLevelType w:val="hybridMultilevel"/>
     <w:tmpl w:val="85DCE8E4"/>
@@ -4149,7 +4411,7 @@
       </w:pPr>
     </w:lvl>
   </w:abstractNum>
-  <w:abstractNum w:abstractNumId="30" w15:restartNumberingAfterBreak="0">
+  <w:abstractNum w:abstractNumId="33" w15:restartNumberingAfterBreak="0">
     <w:nsid w:val="466C63EB"/>
     <w:multiLevelType w:val="hybridMultilevel"/>
     <w:tmpl w:val="96608882"/>
@@ -4242,7 +4504,7 @@
       </w:pPr>
     </w:lvl>
   </w:abstractNum>
-  <w:abstractNum w:abstractNumId="31" w15:restartNumberingAfterBreak="0">
+  <w:abstractNum w:abstractNumId="34" w15:restartNumberingAfterBreak="0">
     <w:nsid w:val="46796491"/>
     <w:multiLevelType w:val="hybridMultilevel"/>
     <w:tmpl w:val="2886E882"/>
@@ -4334,7 +4596,7 @@
       </w:pPr>
     </w:lvl>
   </w:abstractNum>
-  <w:abstractNum w:abstractNumId="32" w15:restartNumberingAfterBreak="0">
+  <w:abstractNum w:abstractNumId="35" w15:restartNumberingAfterBreak="0">
     <w:nsid w:val="47670EFC"/>
     <w:multiLevelType w:val="hybridMultilevel"/>
     <w:tmpl w:val="54E43040"/>
@@ -4426,7 +4688,7 @@
       </w:pPr>
     </w:lvl>
   </w:abstractNum>
-  <w:abstractNum w:abstractNumId="33" w15:restartNumberingAfterBreak="0">
+  <w:abstractNum w:abstractNumId="36" w15:restartNumberingAfterBreak="0">
     <w:nsid w:val="486D497F"/>
     <w:multiLevelType w:val="hybridMultilevel"/>
     <w:tmpl w:val="D7602FA4"/>
@@ -4516,7 +4778,7 @@
       </w:pPr>
     </w:lvl>
   </w:abstractNum>
-  <w:abstractNum w:abstractNumId="34" w15:restartNumberingAfterBreak="0">
+  <w:abstractNum w:abstractNumId="37" w15:restartNumberingAfterBreak="0">
     <w:nsid w:val="4B4A083A"/>
     <w:multiLevelType w:val="hybridMultilevel"/>
     <w:tmpl w:val="67D619C4"/>
@@ -4630,7 +4892,7 @@
       </w:pPr>
     </w:lvl>
   </w:abstractNum>
-  <w:abstractNum w:abstractNumId="35" w15:restartNumberingAfterBreak="0">
+  <w:abstractNum w:abstractNumId="38" w15:restartNumberingAfterBreak="0">
     <w:nsid w:val="4EC47E4F"/>
     <w:multiLevelType w:val="hybridMultilevel"/>
     <w:tmpl w:val="C4707CFE"/>
@@ -4719,7 +4981,7 @@
       </w:pPr>
     </w:lvl>
   </w:abstractNum>
-  <w:abstractNum w:abstractNumId="36" w15:restartNumberingAfterBreak="0">
+  <w:abstractNum w:abstractNumId="39" w15:restartNumberingAfterBreak="0">
     <w:nsid w:val="50202D83"/>
     <w:multiLevelType w:val="hybridMultilevel"/>
     <w:tmpl w:val="F014B964"/>
@@ -4810,7 +5072,7 @@
       </w:pPr>
     </w:lvl>
   </w:abstractNum>
-  <w:abstractNum w:abstractNumId="37" w15:restartNumberingAfterBreak="0">
+  <w:abstractNum w:abstractNumId="40" w15:restartNumberingAfterBreak="0">
     <w:nsid w:val="51183F3D"/>
     <w:multiLevelType w:val="hybridMultilevel"/>
     <w:tmpl w:val="67D619C4"/>
@@ -4924,7 +5186,7 @@
       </w:pPr>
     </w:lvl>
   </w:abstractNum>
-  <w:abstractNum w:abstractNumId="38" w15:restartNumberingAfterBreak="0">
+  <w:abstractNum w:abstractNumId="41" w15:restartNumberingAfterBreak="0">
     <w:nsid w:val="5216629E"/>
     <w:multiLevelType w:val="multilevel"/>
     <w:tmpl w:val="BF0472E8"/>
@@ -5118,7 +5380,7 @@
       </w:rPr>
     </w:lvl>
   </w:abstractNum>
-  <w:abstractNum w:abstractNumId="39" w15:restartNumberingAfterBreak="0">
+  <w:abstractNum w:abstractNumId="42" w15:restartNumberingAfterBreak="0">
     <w:nsid w:val="526A7720"/>
     <w:multiLevelType w:val="hybridMultilevel"/>
     <w:tmpl w:val="F014B964"/>
@@ -5209,7 +5471,7 @@
       </w:pPr>
     </w:lvl>
   </w:abstractNum>
-  <w:abstractNum w:abstractNumId="40" w15:restartNumberingAfterBreak="0">
+  <w:abstractNum w:abstractNumId="43" w15:restartNumberingAfterBreak="0">
     <w:nsid w:val="53577F50"/>
     <w:multiLevelType w:val="hybridMultilevel"/>
     <w:tmpl w:val="54E43040"/>
@@ -5301,7 +5563,7 @@
       </w:pPr>
     </w:lvl>
   </w:abstractNum>
-  <w:abstractNum w:abstractNumId="41" w15:restartNumberingAfterBreak="0">
+  <w:abstractNum w:abstractNumId="44" w15:restartNumberingAfterBreak="0">
     <w:nsid w:val="54FF01DD"/>
     <w:multiLevelType w:val="hybridMultilevel"/>
     <w:tmpl w:val="F014B964"/>
@@ -5392,7 +5654,7 @@
       </w:pPr>
     </w:lvl>
   </w:abstractNum>
-  <w:abstractNum w:abstractNumId="42" w15:restartNumberingAfterBreak="0">
+  <w:abstractNum w:abstractNumId="45" w15:restartNumberingAfterBreak="0">
     <w:nsid w:val="57C26F92"/>
     <w:multiLevelType w:val="hybridMultilevel"/>
     <w:tmpl w:val="50566280"/>
@@ -5506,7 +5768,7 @@
       </w:pPr>
     </w:lvl>
   </w:abstractNum>
-  <w:abstractNum w:abstractNumId="43" w15:restartNumberingAfterBreak="0">
+  <w:abstractNum w:abstractNumId="46" w15:restartNumberingAfterBreak="0">
     <w:nsid w:val="58D819CD"/>
     <w:multiLevelType w:val="hybridMultilevel"/>
     <w:tmpl w:val="9606CE24"/>
@@ -5598,7 +5860,7 @@
       </w:pPr>
     </w:lvl>
   </w:abstractNum>
-  <w:abstractNum w:abstractNumId="44" w15:restartNumberingAfterBreak="0">
+  <w:abstractNum w:abstractNumId="47" w15:restartNumberingAfterBreak="0">
     <w:nsid w:val="5A4F5B32"/>
     <w:multiLevelType w:val="hybridMultilevel"/>
     <w:tmpl w:val="74A448B0"/>
@@ -5689,7 +5951,7 @@
       </w:pPr>
     </w:lvl>
   </w:abstractNum>
-  <w:abstractNum w:abstractNumId="45" w15:restartNumberingAfterBreak="0">
+  <w:abstractNum w:abstractNumId="48" w15:restartNumberingAfterBreak="0">
     <w:nsid w:val="5CD65789"/>
     <w:multiLevelType w:val="hybridMultilevel"/>
     <w:tmpl w:val="74A448B0"/>
@@ -5780,7 +6042,7 @@
       </w:pPr>
     </w:lvl>
   </w:abstractNum>
-  <w:abstractNum w:abstractNumId="46" w15:restartNumberingAfterBreak="0">
+  <w:abstractNum w:abstractNumId="49" w15:restartNumberingAfterBreak="0">
     <w:nsid w:val="5D793597"/>
     <w:multiLevelType w:val="hybridMultilevel"/>
     <w:tmpl w:val="F014B964"/>
@@ -5871,7 +6133,7 @@
       </w:pPr>
     </w:lvl>
   </w:abstractNum>
-  <w:abstractNum w:abstractNumId="47" w15:restartNumberingAfterBreak="0">
+  <w:abstractNum w:abstractNumId="50" w15:restartNumberingAfterBreak="0">
     <w:nsid w:val="5E4257DC"/>
     <w:multiLevelType w:val="hybridMultilevel"/>
     <w:tmpl w:val="3AB0C956"/>
@@ -5960,7 +6222,7 @@
       </w:pPr>
     </w:lvl>
   </w:abstractNum>
-  <w:abstractNum w:abstractNumId="48" w15:restartNumberingAfterBreak="0">
+  <w:abstractNum w:abstractNumId="51" w15:restartNumberingAfterBreak="0">
     <w:nsid w:val="612050DB"/>
     <w:multiLevelType w:val="hybridMultilevel"/>
     <w:tmpl w:val="96608882"/>
@@ -6053,7 +6315,7 @@
       </w:pPr>
     </w:lvl>
   </w:abstractNum>
-  <w:abstractNum w:abstractNumId="49" w15:restartNumberingAfterBreak="0">
+  <w:abstractNum w:abstractNumId="52" w15:restartNumberingAfterBreak="0">
     <w:nsid w:val="629A7C1F"/>
     <w:multiLevelType w:val="hybridMultilevel"/>
     <w:tmpl w:val="AC0028FA"/>
@@ -6143,7 +6405,7 @@
       </w:pPr>
     </w:lvl>
   </w:abstractNum>
-  <w:abstractNum w:abstractNumId="50" w15:restartNumberingAfterBreak="0">
+  <w:abstractNum w:abstractNumId="53" w15:restartNumberingAfterBreak="0">
     <w:nsid w:val="63102634"/>
     <w:multiLevelType w:val="hybridMultilevel"/>
     <w:tmpl w:val="8FB0C16A"/>
@@ -6232,7 +6494,7 @@
       </w:pPr>
     </w:lvl>
   </w:abstractNum>
-  <w:abstractNum w:abstractNumId="51" w15:restartNumberingAfterBreak="0">
+  <w:abstractNum w:abstractNumId="54" w15:restartNumberingAfterBreak="0">
     <w:nsid w:val="65455DA2"/>
     <w:multiLevelType w:val="hybridMultilevel"/>
     <w:tmpl w:val="67D619C4"/>
@@ -6346,7 +6608,7 @@
       </w:pPr>
     </w:lvl>
   </w:abstractNum>
-  <w:abstractNum w:abstractNumId="52" w15:restartNumberingAfterBreak="0">
+  <w:abstractNum w:abstractNumId="55" w15:restartNumberingAfterBreak="0">
     <w:nsid w:val="6F502E09"/>
     <w:multiLevelType w:val="multilevel"/>
     <w:tmpl w:val="864ECF34"/>
@@ -6506,7 +6768,7 @@
       </w:rPr>
     </w:lvl>
   </w:abstractNum>
-  <w:abstractNum w:abstractNumId="53" w15:restartNumberingAfterBreak="0">
+  <w:abstractNum w:abstractNumId="56" w15:restartNumberingAfterBreak="0">
     <w:nsid w:val="702A4356"/>
     <w:multiLevelType w:val="multilevel"/>
     <w:tmpl w:val="467EAD70"/>
@@ -6654,7 +6916,7 @@
       </w:rPr>
     </w:lvl>
   </w:abstractNum>
-  <w:abstractNum w:abstractNumId="54" w15:restartNumberingAfterBreak="0">
+  <w:abstractNum w:abstractNumId="57" w15:restartNumberingAfterBreak="0">
     <w:nsid w:val="70F402AC"/>
     <w:multiLevelType w:val="hybridMultilevel"/>
     <w:tmpl w:val="74A448B0"/>
@@ -6745,7 +7007,7 @@
       </w:pPr>
     </w:lvl>
   </w:abstractNum>
-  <w:abstractNum w:abstractNumId="55" w15:restartNumberingAfterBreak="0">
+  <w:abstractNum w:abstractNumId="58" w15:restartNumberingAfterBreak="0">
     <w:nsid w:val="71F928E9"/>
     <w:multiLevelType w:val="hybridMultilevel"/>
     <w:tmpl w:val="7DC8FEB0"/>
@@ -6834,7 +7096,7 @@
       </w:pPr>
     </w:lvl>
   </w:abstractNum>
-  <w:abstractNum w:abstractNumId="56" w15:restartNumberingAfterBreak="0">
+  <w:abstractNum w:abstractNumId="59" w15:restartNumberingAfterBreak="0">
     <w:nsid w:val="76933334"/>
     <w:multiLevelType w:val="hybridMultilevel"/>
     <w:tmpl w:val="D74C1E48"/>
@@ -6951,7 +7213,7 @@
       </w:pPr>
     </w:lvl>
   </w:abstractNum>
-  <w:abstractNum w:abstractNumId="57" w15:restartNumberingAfterBreak="0">
+  <w:abstractNum w:abstractNumId="60" w15:restartNumberingAfterBreak="0">
     <w:nsid w:val="77E26820"/>
     <w:multiLevelType w:val="hybridMultilevel"/>
     <w:tmpl w:val="39CA44B8"/>
@@ -7041,7 +7303,7 @@
       </w:pPr>
     </w:lvl>
   </w:abstractNum>
-  <w:abstractNum w:abstractNumId="58" w15:restartNumberingAfterBreak="0">
+  <w:abstractNum w:abstractNumId="61" w15:restartNumberingAfterBreak="0">
     <w:nsid w:val="79E47357"/>
     <w:multiLevelType w:val="hybridMultilevel"/>
     <w:tmpl w:val="67D619C4"/>
@@ -7155,7 +7417,7 @@
       </w:pPr>
     </w:lvl>
   </w:abstractNum>
-  <w:abstractNum w:abstractNumId="59" w15:restartNumberingAfterBreak="0">
+  <w:abstractNum w:abstractNumId="62" w15:restartNumberingAfterBreak="0">
     <w:nsid w:val="7C713F75"/>
     <w:multiLevelType w:val="hybridMultilevel"/>
     <w:tmpl w:val="65D4D2DA"/>
@@ -7241,7 +7503,7 @@
       </w:pPr>
     </w:lvl>
   </w:abstractNum>
-  <w:abstractNum w:abstractNumId="60" w15:restartNumberingAfterBreak="0">
+  <w:abstractNum w:abstractNumId="63" w15:restartNumberingAfterBreak="0">
     <w:nsid w:val="7E960912"/>
     <w:multiLevelType w:val="hybridMultilevel"/>
     <w:tmpl w:val="96608882"/>
@@ -7334,7 +7596,7 @@
       </w:pPr>
     </w:lvl>
   </w:abstractNum>
-  <w:abstractNum w:abstractNumId="61" w15:restartNumberingAfterBreak="0">
+  <w:abstractNum w:abstractNumId="64" w15:restartNumberingAfterBreak="0">
     <w:nsid w:val="7F6814D8"/>
     <w:multiLevelType w:val="hybridMultilevel"/>
     <w:tmpl w:val="BF8CFA22"/>
@@ -7423,200 +7685,209 @@
     </w:lvl>
   </w:abstractNum>
   <w:num w:numId="1" w16cid:durableId="442000279">
-    <w:abstractNumId w:val="18"/>
+    <w:abstractNumId w:val="19"/>
   </w:num>
   <w:num w:numId="2" w16cid:durableId="735973688">
-    <w:abstractNumId w:val="8"/>
+    <w:abstractNumId w:val="9"/>
   </w:num>
   <w:num w:numId="3" w16cid:durableId="451826103">
-    <w:abstractNumId w:val="37"/>
+    <w:abstractNumId w:val="40"/>
   </w:num>
   <w:num w:numId="4" w16cid:durableId="1704205777">
-    <w:abstractNumId w:val="51"/>
+    <w:abstractNumId w:val="54"/>
   </w:num>
   <w:num w:numId="5" w16cid:durableId="1507355536">
-    <w:abstractNumId w:val="9"/>
+    <w:abstractNumId w:val="10"/>
   </w:num>
   <w:num w:numId="6" w16cid:durableId="2071727187">
     <w:abstractNumId w:val="1"/>
   </w:num>
   <w:num w:numId="7" w16cid:durableId="1078744044">
-    <w:abstractNumId w:val="58"/>
+    <w:abstractNumId w:val="61"/>
   </w:num>
   <w:num w:numId="8" w16cid:durableId="1505625515">
-    <w:abstractNumId w:val="46"/>
+    <w:abstractNumId w:val="49"/>
   </w:num>
   <w:num w:numId="9" w16cid:durableId="764032949">
-    <w:abstractNumId w:val="11"/>
+    <w:abstractNumId w:val="12"/>
   </w:num>
   <w:num w:numId="10" w16cid:durableId="911888151">
-    <w:abstractNumId w:val="7"/>
+    <w:abstractNumId w:val="8"/>
   </w:num>
   <w:num w:numId="11" w16cid:durableId="1698583416">
     <w:abstractNumId w:val="3"/>
   </w:num>
   <w:num w:numId="12" w16cid:durableId="1903179042">
-    <w:abstractNumId w:val="41"/>
+    <w:abstractNumId w:val="44"/>
   </w:num>
   <w:num w:numId="13" w16cid:durableId="1902060713">
+    <w:abstractNumId w:val="45"/>
+  </w:num>
+  <w:num w:numId="14" w16cid:durableId="474300914">
+    <w:abstractNumId w:val="22"/>
+  </w:num>
+  <w:num w:numId="15" w16cid:durableId="1695616193">
+    <w:abstractNumId w:val="46"/>
+  </w:num>
+  <w:num w:numId="16" w16cid:durableId="944650231">
+    <w:abstractNumId w:val="17"/>
+  </w:num>
+  <w:num w:numId="17" w16cid:durableId="256449320">
+    <w:abstractNumId w:val="26"/>
+  </w:num>
+  <w:num w:numId="18" w16cid:durableId="367485904">
+    <w:abstractNumId w:val="43"/>
+  </w:num>
+  <w:num w:numId="19" w16cid:durableId="343047507">
+    <w:abstractNumId w:val="35"/>
+  </w:num>
+  <w:num w:numId="20" w16cid:durableId="215048239">
+    <w:abstractNumId w:val="62"/>
+  </w:num>
+  <w:num w:numId="21" w16cid:durableId="2125079388">
+    <w:abstractNumId w:val="60"/>
+  </w:num>
+  <w:num w:numId="22" w16cid:durableId="1607078712">
+    <w:abstractNumId w:val="20"/>
+  </w:num>
+  <w:num w:numId="23" w16cid:durableId="162555483">
+    <w:abstractNumId w:val="52"/>
+  </w:num>
+  <w:num w:numId="24" w16cid:durableId="1849519498">
+    <w:abstractNumId w:val="14"/>
+  </w:num>
+  <w:num w:numId="25" w16cid:durableId="1250000607">
+    <w:abstractNumId w:val="15"/>
+  </w:num>
+  <w:num w:numId="26" w16cid:durableId="1649704924">
     <w:abstractNumId w:val="42"/>
   </w:num>
-  <w:num w:numId="14" w16cid:durableId="474300914">
-    <w:abstractNumId w:val="21"/>
+  <w:num w:numId="27" w16cid:durableId="879131718">
+    <w:abstractNumId w:val="39"/>
   </w:num>
-  <w:num w:numId="15" w16cid:durableId="1695616193">
-    <w:abstractNumId w:val="43"/>
+  <w:num w:numId="28" w16cid:durableId="120197060">
+    <w:abstractNumId w:val="53"/>
   </w:num>
-  <w:num w:numId="16" w16cid:durableId="944650231">
+  <w:num w:numId="29" w16cid:durableId="1799254055">
     <w:abstractNumId w:val="16"/>
   </w:num>
-  <w:num w:numId="17" w16cid:durableId="256449320">
+  <w:num w:numId="30" w16cid:durableId="412514138">
+    <w:abstractNumId w:val="36"/>
+  </w:num>
+  <w:num w:numId="31" w16cid:durableId="36978668">
+    <w:abstractNumId w:val="31"/>
+  </w:num>
+  <w:num w:numId="32" w16cid:durableId="767652901">
+    <w:abstractNumId w:val="27"/>
+  </w:num>
+  <w:num w:numId="33" w16cid:durableId="454519631">
     <w:abstractNumId w:val="25"/>
   </w:num>
-  <w:num w:numId="18" w16cid:durableId="367485904">
-    <w:abstractNumId w:val="40"/>
-  </w:num>
-  <w:num w:numId="19" w16cid:durableId="343047507">
-    <w:abstractNumId w:val="32"/>
-  </w:num>
-  <w:num w:numId="20" w16cid:durableId="215048239">
-    <w:abstractNumId w:val="59"/>
-  </w:num>
-  <w:num w:numId="21" w16cid:durableId="2125079388">
-    <w:abstractNumId w:val="57"/>
-  </w:num>
-  <w:num w:numId="22" w16cid:durableId="1607078712">
-    <w:abstractNumId w:val="19"/>
-  </w:num>
-  <w:num w:numId="23" w16cid:durableId="162555483">
-    <w:abstractNumId w:val="49"/>
-  </w:num>
-  <w:num w:numId="24" w16cid:durableId="1849519498">
-    <w:abstractNumId w:val="13"/>
-  </w:num>
-  <w:num w:numId="25" w16cid:durableId="1250000607">
-    <w:abstractNumId w:val="14"/>
-  </w:num>
-  <w:num w:numId="26" w16cid:durableId="1649704924">
-    <w:abstractNumId w:val="39"/>
-  </w:num>
-  <w:num w:numId="27" w16cid:durableId="879131718">
-    <w:abstractNumId w:val="36"/>
-  </w:num>
-  <w:num w:numId="28" w16cid:durableId="120197060">
-    <w:abstractNumId w:val="50"/>
-  </w:num>
-  <w:num w:numId="29" w16cid:durableId="1799254055">
-    <w:abstractNumId w:val="15"/>
-  </w:num>
-  <w:num w:numId="30" w16cid:durableId="412514138">
-    <w:abstractNumId w:val="33"/>
-  </w:num>
-  <w:num w:numId="31" w16cid:durableId="36978668">
-    <w:abstractNumId w:val="28"/>
-  </w:num>
-  <w:num w:numId="32" w16cid:durableId="767652901">
-    <w:abstractNumId w:val="26"/>
-  </w:num>
-  <w:num w:numId="33" w16cid:durableId="454519631">
-    <w:abstractNumId w:val="24"/>
-  </w:num>
   <w:num w:numId="34" w16cid:durableId="1083793411">
-    <w:abstractNumId w:val="6"/>
+    <w:abstractNumId w:val="7"/>
   </w:num>
   <w:num w:numId="35" w16cid:durableId="761494657">
-    <w:abstractNumId w:val="56"/>
+    <w:abstractNumId w:val="59"/>
   </w:num>
   <w:num w:numId="36" w16cid:durableId="870144778">
     <w:abstractNumId w:val="0"/>
   </w:num>
   <w:num w:numId="37" w16cid:durableId="1857502859">
-    <w:abstractNumId w:val="53"/>
+    <w:abstractNumId w:val="56"/>
   </w:num>
   <w:num w:numId="38" w16cid:durableId="145051346">
-    <w:abstractNumId w:val="10"/>
+    <w:abstractNumId w:val="11"/>
   </w:num>
   <w:num w:numId="39" w16cid:durableId="951323105">
-    <w:abstractNumId w:val="52"/>
+    <w:abstractNumId w:val="55"/>
   </w:num>
   <w:num w:numId="40" w16cid:durableId="1853032116">
-    <w:abstractNumId w:val="23"/>
+    <w:abstractNumId w:val="24"/>
   </w:num>
   <w:num w:numId="41" w16cid:durableId="1918321402">
-    <w:abstractNumId w:val="17"/>
+    <w:abstractNumId w:val="18"/>
   </w:num>
   <w:num w:numId="42" w16cid:durableId="928468207">
     <w:abstractNumId w:val="4"/>
   </w:num>
   <w:num w:numId="43" w16cid:durableId="259139831">
-    <w:abstractNumId w:val="29"/>
+    <w:abstractNumId w:val="32"/>
   </w:num>
   <w:num w:numId="44" w16cid:durableId="1063068667">
     <w:abstractNumId w:val="2"/>
   </w:num>
   <w:num w:numId="45" w16cid:durableId="308899941">
-    <w:abstractNumId w:val="61"/>
+    <w:abstractNumId w:val="64"/>
   </w:num>
   <w:num w:numId="46" w16cid:durableId="1269042811">
-    <w:abstractNumId w:val="22"/>
+    <w:abstractNumId w:val="23"/>
   </w:num>
   <w:num w:numId="47" w16cid:durableId="987051228">
-    <w:abstractNumId w:val="30"/>
+    <w:abstractNumId w:val="33"/>
   </w:num>
   <w:num w:numId="48" w16cid:durableId="1206256430">
+    <w:abstractNumId w:val="41"/>
+  </w:num>
+  <w:num w:numId="49" w16cid:durableId="1580208006">
     <w:abstractNumId w:val="38"/>
   </w:num>
-  <w:num w:numId="49" w16cid:durableId="1580208006">
-    <w:abstractNumId w:val="35"/>
-  </w:num>
   <w:num w:numId="50" w16cid:durableId="110976794">
-    <w:abstractNumId w:val="48"/>
+    <w:abstractNumId w:val="51"/>
   </w:num>
   <w:num w:numId="51" w16cid:durableId="976494233">
+    <w:abstractNumId w:val="50"/>
+  </w:num>
+  <w:num w:numId="52" w16cid:durableId="1997537430">
+    <w:abstractNumId w:val="37"/>
+  </w:num>
+  <w:num w:numId="53" w16cid:durableId="1069307431">
+    <w:abstractNumId w:val="6"/>
+  </w:num>
+  <w:num w:numId="54" w16cid:durableId="1778521043">
+    <w:abstractNumId w:val="58"/>
+  </w:num>
+  <w:num w:numId="55" w16cid:durableId="213011795">
+    <w:abstractNumId w:val="34"/>
+  </w:num>
+  <w:num w:numId="56" w16cid:durableId="95251536">
     <w:abstractNumId w:val="47"/>
   </w:num>
-  <w:num w:numId="52" w16cid:durableId="1997537430">
-    <w:abstractNumId w:val="34"/>
-  </w:num>
-  <w:num w:numId="53" w16cid:durableId="1069307431">
-    <w:abstractNumId w:val="5"/>
-  </w:num>
-  <w:num w:numId="54" w16cid:durableId="1778521043">
-    <w:abstractNumId w:val="55"/>
-  </w:num>
-  <w:num w:numId="55" w16cid:durableId="213011795">
-    <w:abstractNumId w:val="31"/>
-  </w:num>
-  <w:num w:numId="56" w16cid:durableId="95251536">
-    <w:abstractNumId w:val="44"/>
-  </w:num>
   <w:num w:numId="57" w16cid:durableId="256713630">
-    <w:abstractNumId w:val="27"/>
+    <w:abstractNumId w:val="28"/>
   </w:num>
   <w:num w:numId="58" w16cid:durableId="603077777">
     <w:abstractNumId w:val="1"/>
   </w:num>
   <w:num w:numId="59" w16cid:durableId="485173953">
-    <w:abstractNumId w:val="60"/>
+    <w:abstractNumId w:val="63"/>
   </w:num>
   <w:num w:numId="60" w16cid:durableId="1009137420">
-    <w:abstractNumId w:val="12"/>
+    <w:abstractNumId w:val="13"/>
   </w:num>
   <w:num w:numId="61" w16cid:durableId="799300009">
-    <w:abstractNumId w:val="54"/>
+    <w:abstractNumId w:val="57"/>
   </w:num>
   <w:num w:numId="62" w16cid:durableId="1879510516">
-    <w:abstractNumId w:val="45"/>
+    <w:abstractNumId w:val="48"/>
   </w:num>
   <w:num w:numId="63" w16cid:durableId="1340155746">
-    <w:abstractNumId w:val="20"/>
+    <w:abstractNumId w:val="21"/>
+  </w:num>
+  <w:num w:numId="64" w16cid:durableId="1060707829">
+    <w:abstractNumId w:val="5"/>
+  </w:num>
+  <w:num w:numId="65" w16cid:durableId="443505341">
+    <w:abstractNumId w:val="29"/>
+  </w:num>
+  <w:num w:numId="66" w16cid:durableId="998772354">
+    <w:abstractNumId w:val="30"/>
   </w:num>
   <w:numIdMacAtCleanup w:val="55"/>
 </w:numbering>
 </file>
 
 <file path=word/styles.xml><?xml version="1.0" encoding="utf-8"?>
-<w:styles xmlns:mc="http://schemas.openxmlformats.org/markup-compatibility/2006" xmlns:r="http://schemas.openxmlformats.org/officeDocument/2006/relationships" xmlns:w="http://schemas.openxmlformats.org/wordprocessingml/2006/main" xmlns:w14="http://schemas.microsoft.com/office/word/2010/wordml" xmlns:w15="http://schemas.microsoft.com/office/word/2012/wordml" xmlns:w16cex="http://schemas.microsoft.com/office/word/2018/wordml/cex" xmlns:w16cid="http://schemas.microsoft.com/office/word/2016/wordml/cid" xmlns:w16="http://schemas.microsoft.com/office/word/2018/wordml" xmlns:w16du="http://schemas.microsoft.com/office/word/2023/wordml/word16du" xmlns:w16sdtdh="http://schemas.microsoft.com/office/word/2020/wordml/sdtdatahash" xmlns:w16se="http://schemas.microsoft.com/office/word/2015/wordml/symex" mc:Ignorable="w14 w15 w16se w16cid w16 w16cex w16sdtdh w16du">
+<w:styles xmlns:mc="http://schemas.openxmlformats.org/markup-compatibility/2006" xmlns:r="http://schemas.openxmlformats.org/officeDocument/2006/relationships" xmlns:w="http://schemas.openxmlformats.org/wordprocessingml/2006/main" xmlns:w14="http://schemas.microsoft.com/office/word/2010/wordml" xmlns:w15="http://schemas.microsoft.com/office/word/2012/wordml" xmlns:w16cex="http://schemas.microsoft.com/office/word/2018/wordml/cex" xmlns:w16cid="http://schemas.microsoft.com/office/word/2016/wordml/cid" xmlns:w16="http://schemas.microsoft.com/office/word/2018/wordml" xmlns:w16du="http://schemas.microsoft.com/office/word/2023/wordml/word16du" xmlns:w16sdtdh="http://schemas.microsoft.com/office/word/2020/wordml/sdtdatahash" xmlns:w16sdtfl="http://schemas.microsoft.com/office/word/2024/wordml/sdtformatlock" xmlns:w16se="http://schemas.microsoft.com/office/word/2015/wordml/symex" mc:Ignorable="w14 w15 w16se w16cid w16 w16cex w16sdtdh w16sdtfl w16du">
   <w:docDefaults>
     <w:rPrDefault>
       <w:rPr>
@@ -17330,6 +17601,34 @@
       <w:color w:val="666666"/>
     </w:rPr>
   </w:style>
+  <w:style w:type="paragraph" w:customStyle="1" w:styleId="RC">
+    <w:name w:val="RC正文"/>
+    <w:basedOn w:val="aa"/>
+    <w:link w:val="RCChar"/>
+    <w:rsid w:val="0047528D"/>
+    <w:pPr>
+      <w:spacing w:line="360" w:lineRule="auto"/>
+      <w:ind w:firstLineChars="200" w:firstLine="480"/>
+    </w:pPr>
+    <w:rPr>
+      <w:rFonts w:eastAsiaTheme="minorEastAsia" w:cstheme="minorBidi"/>
+      <w:sz w:val="24"/>
+      <w:szCs w:val="22"/>
+    </w:rPr>
+  </w:style>
+  <w:style w:type="character" w:customStyle="1" w:styleId="RCChar">
+    <w:name w:val="RC正文 Char"/>
+    <w:basedOn w:val="ab"/>
+    <w:link w:val="RC"/>
+    <w:qFormat/>
+    <w:rsid w:val="0047528D"/>
+    <w:rPr>
+      <w:rFonts w:eastAsiaTheme="minorEastAsia" w:cstheme="minorBidi"/>
+      <w:kern w:val="2"/>
+      <w:sz w:val="24"/>
+      <w:szCs w:val="22"/>
+    </w:rPr>
+  </w:style>
 </w:styles>
 </file>
 
